--- a/大优教材定制/调整版本/秋09 第12讲电功率应用 练习册 教师版.docx
+++ b/大优教材定制/调整版本/秋09 第12讲电功率应用 练习册 教师版.docx
@@ -633,9 +633,9 @@
           <w:color w:val="000000"/>
         </w:rPr>
         <w:drawing>
-          <wp:inline distT="0" distB="0" distL="0" distR="0" wp14:anchorId="79C4150F" wp14:editId="7268DD80">
-            <wp:extent cx="2421255" cy="1079500"/>
-            <wp:effectExtent l="0" t="0" r="7620" b="0"/>
+          <wp:inline distT="0" distB="0" distL="0" distR="0" wp14:anchorId="79C4150F" wp14:editId="052C086A">
+            <wp:extent cx="2100106" cy="936632"/>
+            <wp:effectExtent l="0" t="0" r="0" b="0"/>
             <wp:docPr id="1382" name="图片 1382" descr="C:\Users\Administrator\Desktop\2021秋季初三物理讲义-第5至15讲电学补充画图-共6幅图-吴彩霞\2021秋季初三物理讲义-第5至15讲电学补充画图-共6幅图-吴彩霞\2021秋季初三物理讲义-第5至15讲电学补充画图-共6幅图-吴彩霞-02.png"/>
             <wp:cNvGraphicFramePr>
               <a:graphicFrameLocks xmlns:a="http://schemas.openxmlformats.org/drawingml/2006/main" noChangeAspect="1"/>
@@ -665,7 +665,7 @@
                   <pic:spPr>
                     <a:xfrm>
                       <a:off x="0" y="0"/>
-                      <a:ext cx="2421563" cy="1080000"/>
+                      <a:ext cx="2111848" cy="941869"/>
                     </a:xfrm>
                     <a:prstGeom prst="rect">
                       <a:avLst/>
@@ -1199,7 +1199,14 @@
                                 <w:rFonts w:ascii="黑体" w:eastAsia="黑体" w:hAnsi="黑体" w:hint="eastAsia"/>
                                 <w:szCs w:val="21"/>
                               </w:rPr>
-                              <w:t>练2</w:t>
+                              <w:t>练</w:t>
+                            </w:r>
+                            <w:r>
+                              <w:rPr>
+                                <w:rFonts w:ascii="黑体" w:eastAsia="黑体" w:hAnsi="黑体" w:hint="eastAsia"/>
+                                <w:szCs w:val="21"/>
+                              </w:rPr>
+                              <w:t>3</w:t>
                             </w:r>
                           </w:p>
                           <w:p>
@@ -1252,7 +1259,14 @@
                           <w:rFonts w:ascii="黑体" w:eastAsia="黑体" w:hAnsi="黑体" w:hint="eastAsia"/>
                           <w:szCs w:val="21"/>
                         </w:rPr>
-                        <w:t>练2</w:t>
+                        <w:t>练</w:t>
+                      </w:r>
+                      <w:r>
+                        <w:rPr>
+                          <w:rFonts w:ascii="黑体" w:eastAsia="黑体" w:hAnsi="黑体" w:hint="eastAsia"/>
+                          <w:szCs w:val="21"/>
+                        </w:rPr>
+                        <w:t>3</w:t>
                       </w:r>
                     </w:p>
                     <w:p>
@@ -1475,7 +1489,14 @@
                                 <w:rFonts w:ascii="黑体" w:eastAsia="黑体" w:hAnsi="黑体" w:hint="eastAsia"/>
                                 <w:szCs w:val="21"/>
                               </w:rPr>
-                              <w:t>练3</w:t>
+                              <w:t>练</w:t>
+                            </w:r>
+                            <w:r>
+                              <w:rPr>
+                                <w:rFonts w:ascii="黑体" w:eastAsia="黑体" w:hAnsi="黑体" w:hint="eastAsia"/>
+                                <w:szCs w:val="21"/>
+                              </w:rPr>
+                              <w:t>4</w:t>
                             </w:r>
                           </w:p>
                           <w:p>
@@ -1528,7 +1549,14 @@
                           <w:rFonts w:ascii="黑体" w:eastAsia="黑体" w:hAnsi="黑体" w:hint="eastAsia"/>
                           <w:szCs w:val="21"/>
                         </w:rPr>
-                        <w:t>练3</w:t>
+                        <w:t>练</w:t>
+                      </w:r>
+                      <w:r>
+                        <w:rPr>
+                          <w:rFonts w:ascii="黑体" w:eastAsia="黑体" w:hAnsi="黑体" w:hint="eastAsia"/>
+                          <w:szCs w:val="21"/>
+                        </w:rPr>
+                        <w:t>4</w:t>
                       </w:r>
                     </w:p>
                     <w:p>
@@ -1745,9 +1773,9 @@
           <w:noProof/>
         </w:rPr>
         <w:drawing>
-          <wp:inline distT="0" distB="0" distL="0" distR="0" wp14:anchorId="101E4E63" wp14:editId="75B1F52B">
-            <wp:extent cx="3974465" cy="1203960"/>
-            <wp:effectExtent l="0" t="0" r="8890" b="5080"/>
+          <wp:inline distT="0" distB="0" distL="0" distR="0" wp14:anchorId="101E4E63" wp14:editId="4A11DDC5">
+            <wp:extent cx="3501851" cy="1060794"/>
+            <wp:effectExtent l="0" t="0" r="3810" b="6350"/>
             <wp:docPr id="77" name="图片24" descr="菁优网：http://www.jyeoo.com"/>
             <wp:cNvGraphicFramePr>
               <a:graphicFrameLocks xmlns:a="http://schemas.openxmlformats.org/drawingml/2006/main" noChangeAspect="1"/>
@@ -1770,7 +1798,7 @@
                   <pic:spPr>
                     <a:xfrm>
                       <a:off x="0" y="0"/>
-                      <a:ext cx="3974465" cy="1203960"/>
+                      <a:ext cx="3524963" cy="1067795"/>
                     </a:xfrm>
                     <a:prstGeom prst="rect">
                       <a:avLst/>
@@ -2082,7 +2110,14 @@
                                 <w:rFonts w:ascii="黑体" w:eastAsia="黑体" w:hAnsi="黑体" w:hint="eastAsia"/>
                                 <w:szCs w:val="21"/>
                               </w:rPr>
-                              <w:t>练4</w:t>
+                              <w:t>练</w:t>
+                            </w:r>
+                            <w:r>
+                              <w:rPr>
+                                <w:rFonts w:ascii="黑体" w:eastAsia="黑体" w:hAnsi="黑体" w:hint="eastAsia"/>
+                                <w:szCs w:val="21"/>
+                              </w:rPr>
+                              <w:t>5</w:t>
                             </w:r>
                           </w:p>
                           <w:p>
@@ -2135,7 +2170,14 @@
                           <w:rFonts w:ascii="黑体" w:eastAsia="黑体" w:hAnsi="黑体" w:hint="eastAsia"/>
                           <w:szCs w:val="21"/>
                         </w:rPr>
-                        <w:t>练4</w:t>
+                        <w:t>练</w:t>
+                      </w:r>
+                      <w:r>
+                        <w:rPr>
+                          <w:rFonts w:ascii="黑体" w:eastAsia="黑体" w:hAnsi="黑体" w:hint="eastAsia"/>
+                          <w:szCs w:val="21"/>
+                        </w:rPr>
+                        <w:t>5</w:t>
                       </w:r>
                     </w:p>
                     <w:p>
@@ -2291,9 +2333,9 @@
           <w:noProof/>
         </w:rPr>
         <w:drawing>
-          <wp:inline distT="0" distB="0" distL="0" distR="0" wp14:anchorId="4BCCBB9C" wp14:editId="084629F7">
-            <wp:extent cx="3244850" cy="1784350"/>
-            <wp:effectExtent l="0" t="0" r="4445" b="7620"/>
+          <wp:inline distT="0" distB="0" distL="0" distR="0" wp14:anchorId="4BCCBB9C" wp14:editId="6E3F9B19">
+            <wp:extent cx="3064747" cy="1685311"/>
+            <wp:effectExtent l="0" t="0" r="2540" b="0"/>
             <wp:docPr id="92" name="图片24" descr="菁优网：http://www.jyeoo.com"/>
             <wp:cNvGraphicFramePr>
               <a:graphicFrameLocks xmlns:a="http://schemas.openxmlformats.org/drawingml/2006/main" noChangeAspect="1"/>
@@ -2316,7 +2358,7 @@
                   <pic:spPr>
                     <a:xfrm>
                       <a:off x="0" y="0"/>
-                      <a:ext cx="3244850" cy="1784350"/>
+                      <a:ext cx="3078734" cy="1693003"/>
                     </a:xfrm>
                     <a:prstGeom prst="rect">
                       <a:avLst/>
@@ -2517,8 +2559,7 @@
     </w:p>
     <w:p>
       <w:pPr>
-        <w:pStyle w:val="1230"/>
-        <w:ind w:left="588"/>
+        <w:pStyle w:val="af3"/>
       </w:pPr>
       <w:r>
         <w:rPr>
@@ -2548,7 +2589,6 @@
         <w:rPr>
           <w:rFonts w:eastAsiaTheme="minorEastAsia" w:cstheme="minorBidi" w:hint="eastAsia"/>
           <w:noProof/>
-          <w:color w:val="auto"/>
           <w:szCs w:val="22"/>
           <w:vertAlign w:val="subscript"/>
         </w:rPr>
@@ -2570,7 +2610,6 @@
         <w:rPr>
           <w:rFonts w:eastAsiaTheme="minorEastAsia" w:cstheme="minorBidi" w:hint="eastAsia"/>
           <w:noProof/>
-          <w:color w:val="auto"/>
           <w:szCs w:val="22"/>
           <w:vertAlign w:val="subscript"/>
         </w:rPr>
@@ -2585,14 +2624,12 @@
     </w:p>
     <w:p>
       <w:pPr>
-        <w:pStyle w:val="1230"/>
-        <w:ind w:left="588"/>
-      </w:pPr>
-      <w:r>
-        <w:rPr>
-          <w:rFonts w:hint="eastAsia"/>
-        </w:rPr>
-        <w:lastRenderedPageBreak/>
+        <w:pStyle w:val="af3"/>
+      </w:pPr>
+      <w:r>
+        <w:rPr>
+          <w:rFonts w:hint="eastAsia"/>
+        </w:rPr>
         <w:t>（</w:t>
       </w:r>
       <w:r>
@@ -2617,7 +2654,6 @@
         <w:rPr>
           <w:rFonts w:eastAsiaTheme="minorEastAsia" w:cstheme="minorBidi" w:hint="eastAsia"/>
           <w:noProof/>
-          <w:color w:val="auto"/>
           <w:szCs w:val="22"/>
           <w:vertAlign w:val="subscript"/>
         </w:rPr>
@@ -2644,8 +2680,7 @@
     </w:p>
     <w:p>
       <w:pPr>
-        <w:pStyle w:val="1230"/>
-        <w:ind w:left="588"/>
+        <w:pStyle w:val="af3"/>
       </w:pPr>
       <w:r>
         <w:rPr>
@@ -2675,7 +2710,6 @@
         <w:rPr>
           <w:rFonts w:eastAsiaTheme="minorEastAsia" w:cstheme="minorBidi" w:hint="eastAsia"/>
           <w:noProof/>
-          <w:color w:val="auto"/>
           <w:szCs w:val="22"/>
           <w:vertAlign w:val="subscript"/>
         </w:rPr>
@@ -2709,6 +2743,7 @@
         <w:rPr>
           <w:noProof/>
         </w:rPr>
+        <w:lastRenderedPageBreak/>
         <mc:AlternateContent>
           <mc:Choice Requires="wps">
             <w:drawing>
@@ -2768,7 +2803,14 @@
                                 <w:rFonts w:ascii="黑体" w:eastAsia="黑体" w:hAnsi="黑体" w:hint="eastAsia"/>
                                 <w:szCs w:val="21"/>
                               </w:rPr>
-                              <w:t>练5</w:t>
+                              <w:t>练</w:t>
+                            </w:r>
+                            <w:r>
+                              <w:rPr>
+                                <w:rFonts w:ascii="黑体" w:eastAsia="黑体" w:hAnsi="黑体" w:hint="eastAsia"/>
+                                <w:szCs w:val="21"/>
+                              </w:rPr>
+                              <w:t>6</w:t>
                             </w:r>
                           </w:p>
                           <w:p>
@@ -2821,7 +2863,14 @@
                           <w:rFonts w:ascii="黑体" w:eastAsia="黑体" w:hAnsi="黑体" w:hint="eastAsia"/>
                           <w:szCs w:val="21"/>
                         </w:rPr>
-                        <w:t>练5</w:t>
+                        <w:t>练</w:t>
+                      </w:r>
+                      <w:r>
+                        <w:rPr>
+                          <w:rFonts w:ascii="黑体" w:eastAsia="黑体" w:hAnsi="黑体" w:hint="eastAsia"/>
+                          <w:szCs w:val="21"/>
+                        </w:rPr>
+                        <w:t>6</w:t>
                       </w:r>
                     </w:p>
                     <w:p>
@@ -2976,7 +3025,21 @@
         <w:rPr>
           <w:rFonts w:eastAsia="新宋体" w:hint="eastAsia"/>
         </w:rPr>
-        <w:t>变化的关系如图丙。则：</w:t>
+        <w:t>变化的关系如图</w:t>
+      </w:r>
+      <w:proofErr w:type="gramStart"/>
+      <w:r>
+        <w:rPr>
+          <w:rFonts w:eastAsia="新宋体" w:hint="eastAsia"/>
+        </w:rPr>
+        <w:t>丙</w:t>
+      </w:r>
+      <w:proofErr w:type="gramEnd"/>
+      <w:r>
+        <w:rPr>
+          <w:rFonts w:eastAsia="新宋体" w:hint="eastAsia"/>
+        </w:rPr>
+        <w:t>。则：</w:t>
       </w:r>
     </w:p>
     <w:p>
@@ -2998,9 +3061,9 @@
           <w:szCs w:val="21"/>
         </w:rPr>
         <w:drawing>
-          <wp:inline distT="0" distB="0" distL="0" distR="0" wp14:anchorId="3EBD4460" wp14:editId="7DF4F3DC">
-            <wp:extent cx="3993515" cy="2693670"/>
-            <wp:effectExtent l="0" t="0" r="635" b="5080"/>
+          <wp:inline distT="0" distB="0" distL="0" distR="0" wp14:anchorId="3EBD4460" wp14:editId="582F5D7B">
+            <wp:extent cx="2883877" cy="1945207"/>
+            <wp:effectExtent l="0" t="0" r="0" b="0"/>
             <wp:docPr id="105" name="图片24" descr="菁优网：http://www.jyeoo.com"/>
             <wp:cNvGraphicFramePr>
               <a:graphicFrameLocks xmlns:a="http://schemas.openxmlformats.org/drawingml/2006/main" noChangeAspect="1"/>
@@ -3023,7 +3086,7 @@
                   <pic:spPr>
                     <a:xfrm>
                       <a:off x="0" y="0"/>
-                      <a:ext cx="3993515" cy="2693670"/>
+                      <a:ext cx="2914820" cy="1966078"/>
                     </a:xfrm>
                     <a:prstGeom prst="rect">
                       <a:avLst/>
@@ -3209,7 +3272,35 @@
         <w:rPr>
           <w:rFonts w:hint="eastAsia"/>
         </w:rPr>
-        <w:t>，并根据图丁判断司机属于酒驾还是醉驾？</w:t>
+        <w:t>，并根据</w:t>
+      </w:r>
+      <w:proofErr w:type="gramStart"/>
+      <w:r>
+        <w:rPr>
+          <w:rFonts w:hint="eastAsia"/>
+        </w:rPr>
+        <w:t>图丁</w:t>
+      </w:r>
+      <w:proofErr w:type="gramEnd"/>
+      <w:r>
+        <w:rPr>
+          <w:rFonts w:hint="eastAsia"/>
+        </w:rPr>
+        <w:t>判断司机属于</w:t>
+      </w:r>
+      <w:proofErr w:type="gramStart"/>
+      <w:r>
+        <w:rPr>
+          <w:rFonts w:hint="eastAsia"/>
+        </w:rPr>
+        <w:t>酒驾还是</w:t>
+      </w:r>
+      <w:proofErr w:type="gramEnd"/>
+      <w:r>
+        <w:rPr>
+          <w:rFonts w:hint="eastAsia"/>
+        </w:rPr>
+        <w:t>醉驾？</w:t>
       </w:r>
     </w:p>
     <w:p>
@@ -3306,26 +3397,6 @@
           <w:rFonts w:hint="eastAsia"/>
         </w:rPr>
         <w:t>）该司机属于酒驾。</w:t>
-      </w:r>
-    </w:p>
-    <w:p>
-      <w:pPr>
-        <w:pStyle w:val="1230"/>
-        <w:ind w:left="588"/>
-        <w:rPr>
-          <w:b/>
-          <w:bCs/>
-          <w:color w:val="0000FF"/>
-        </w:rPr>
-      </w:pPr>
-      <w:r>
-        <w:rPr>
-          <w:rFonts w:hint="eastAsia"/>
-          <w:b/>
-          <w:bCs/>
-          <w:color w:val="0000FF"/>
-        </w:rPr>
-        <w:t>范围值计算</w:t>
       </w:r>
     </w:p>
     <w:p>
@@ -3503,9 +3574,9 @@
           <w:noProof/>
         </w:rPr>
         <w:drawing>
-          <wp:inline distT="0" distB="0" distL="0" distR="0" wp14:anchorId="2D5F0FB1" wp14:editId="32E9CA99">
-            <wp:extent cx="1392555" cy="1224915"/>
-            <wp:effectExtent l="0" t="0" r="0" b="5715"/>
+          <wp:inline distT="0" distB="0" distL="0" distR="0" wp14:anchorId="2D5F0FB1" wp14:editId="04EB1A43">
+            <wp:extent cx="1075174" cy="945776"/>
+            <wp:effectExtent l="0" t="0" r="0" b="6985"/>
             <wp:docPr id="114" name="图片24" descr="菁优网：http://www.jyeoo.com"/>
             <wp:cNvGraphicFramePr>
               <a:graphicFrameLocks xmlns:a="http://schemas.openxmlformats.org/drawingml/2006/main" noChangeAspect="1"/>
@@ -3528,7 +3599,7 @@
                   <pic:spPr>
                     <a:xfrm>
                       <a:off x="0" y="0"/>
-                      <a:ext cx="1392939" cy="1225298"/>
+                      <a:ext cx="1083290" cy="952915"/>
                     </a:xfrm>
                     <a:prstGeom prst="rect">
                       <a:avLst/>
@@ -3549,7 +3620,6 @@
         <w:rPr>
           <w:rFonts w:hint="eastAsia"/>
         </w:rPr>
-        <w:lastRenderedPageBreak/>
         <w:t>A</w:t>
       </w:r>
       <w:r>
@@ -3646,6 +3716,7 @@
         <w:rPr>
           <w:noProof/>
         </w:rPr>
+        <w:lastRenderedPageBreak/>
         <mc:AlternateContent>
           <mc:Choice Requires="wps">
             <w:drawing>
@@ -3799,12 +3870,26 @@
         <w:rPr>
           <w:rFonts w:eastAsia="新宋体" w:hint="eastAsia"/>
         </w:rPr>
-        <w:t>在测量小灯泡电功率实验中，小云同学选用的器材有：额定电压为</w:t>
-      </w:r>
+        <w:t>在测量小灯泡电功率实验中，小</w:t>
+      </w:r>
+      <w:proofErr w:type="gramStart"/>
       <w:r>
         <w:rPr>
           <w:rFonts w:eastAsia="新宋体" w:hint="eastAsia"/>
         </w:rPr>
+        <w:t>云同学</w:t>
+      </w:r>
+      <w:proofErr w:type="gramEnd"/>
+      <w:r>
+        <w:rPr>
+          <w:rFonts w:eastAsia="新宋体" w:hint="eastAsia"/>
+        </w:rPr>
+        <w:t>选用的器材有：额定电压为</w:t>
+      </w:r>
+      <w:r>
+        <w:rPr>
+          <w:rFonts w:eastAsia="新宋体" w:hint="eastAsia"/>
+        </w:rPr>
         <w:t>1.5V</w:t>
       </w:r>
       <w:r>
@@ -3859,9 +3944,9 @@
           <w:noProof/>
         </w:rPr>
         <w:drawing>
-          <wp:inline distT="0" distB="0" distL="0" distR="0" wp14:anchorId="4062C430" wp14:editId="280D4306">
-            <wp:extent cx="2392680" cy="1912620"/>
-            <wp:effectExtent l="0" t="0" r="3810" b="8890"/>
+          <wp:inline distT="0" distB="0" distL="0" distR="0" wp14:anchorId="4062C430" wp14:editId="273F4D91">
+            <wp:extent cx="2100106" cy="1678747"/>
+            <wp:effectExtent l="0" t="0" r="0" b="0"/>
             <wp:docPr id="116" name="图片24" descr="菁优网：http://www.jyeoo.com"/>
             <wp:cNvGraphicFramePr>
               <a:graphicFrameLocks xmlns:a="http://schemas.openxmlformats.org/drawingml/2006/main" noChangeAspect="1"/>
@@ -3885,7 +3970,7 @@
                   <pic:spPr>
                     <a:xfrm>
                       <a:off x="0" y="0"/>
-                      <a:ext cx="2392680" cy="1912620"/>
+                      <a:ext cx="2109126" cy="1685957"/>
                     </a:xfrm>
                     <a:prstGeom prst="rect">
                       <a:avLst/>
@@ -3903,9 +3988,9 @@
           <w:noProof/>
         </w:rPr>
         <w:drawing>
-          <wp:inline distT="0" distB="0" distL="0" distR="0" wp14:anchorId="1FD11200" wp14:editId="32AC5527">
-            <wp:extent cx="2022475" cy="1866265"/>
-            <wp:effectExtent l="0" t="0" r="6985" b="1270"/>
+          <wp:inline distT="0" distB="0" distL="0" distR="0" wp14:anchorId="1FD11200" wp14:editId="5A6EA2D5">
+            <wp:extent cx="1687860" cy="1557495"/>
+            <wp:effectExtent l="0" t="0" r="7620" b="5080"/>
             <wp:docPr id="19" name="图片24" descr="菁优网：http://www.jyeoo.com"/>
             <wp:cNvGraphicFramePr>
               <a:graphicFrameLocks xmlns:a="http://schemas.openxmlformats.org/drawingml/2006/main" noChangeAspect="1"/>
@@ -3929,7 +4014,7 @@
                   <pic:spPr>
                     <a:xfrm>
                       <a:off x="0" y="0"/>
-                      <a:ext cx="2022475" cy="1866265"/>
+                      <a:ext cx="1694390" cy="1563521"/>
                     </a:xfrm>
                     <a:prstGeom prst="rect">
                       <a:avLst/>
@@ -4665,14 +4750,7 @@
         <w:rPr>
           <w:rFonts w:hint="eastAsia"/>
         </w:rPr>
-        <w:t>）若将如图电路中的小灯泡换成发光二极管，能否测量发光二极管发光时的实</w:t>
-      </w:r>
-      <w:r>
-        <w:rPr>
-          <w:rFonts w:hint="eastAsia"/>
-        </w:rPr>
-        <w:lastRenderedPageBreak/>
-        <w:t>际电功率？简要说明原因。</w:t>
+        <w:t>）若将如图电路中的小灯泡换成发光二极管，能否测量发光二极管发光时的实际电功率？简要说明原因。</w:t>
       </w:r>
     </w:p>
     <w:p>
@@ -4958,18 +5036,6 @@
     </w:p>
     <w:p>
       <w:pPr>
-        <w:pStyle w:val="1230"/>
-        <w:ind w:leftChars="0" w:left="0"/>
-      </w:pPr>
-    </w:p>
-    <w:p>
-      <w:pPr>
-        <w:pStyle w:val="1230"/>
-        <w:ind w:leftChars="0" w:left="0"/>
-      </w:pPr>
-    </w:p>
-    <w:p>
-      <w:pPr>
         <w:pStyle w:val="af0"/>
         <w:ind w:left="672" w:hanging="672"/>
       </w:pPr>
@@ -4977,6 +5043,7 @@
         <w:rPr>
           <w:noProof/>
         </w:rPr>
+        <w:lastRenderedPageBreak/>
         <mc:AlternateContent>
           <mc:Choice Requires="wps">
             <w:drawing>
@@ -5130,7 +5197,21 @@
         <w:rPr>
           <w:rFonts w:eastAsia="新宋体" w:hint="eastAsia"/>
         </w:rPr>
-        <w:t>小凯按照图</w:t>
+        <w:t>小</w:t>
+      </w:r>
+      <w:proofErr w:type="gramStart"/>
+      <w:r>
+        <w:rPr>
+          <w:rFonts w:eastAsia="新宋体" w:hint="eastAsia"/>
+        </w:rPr>
+        <w:t>凯</w:t>
+      </w:r>
+      <w:proofErr w:type="gramEnd"/>
+      <w:r>
+        <w:rPr>
+          <w:rFonts w:eastAsia="新宋体" w:hint="eastAsia"/>
+        </w:rPr>
+        <w:t>按照图</w:t>
       </w:r>
       <w:r>
         <w:rPr>
@@ -5176,9 +5257,9 @@
           <w:szCs w:val="21"/>
         </w:rPr>
         <w:drawing>
-          <wp:inline distT="0" distB="0" distL="0" distR="0" wp14:anchorId="651D0D62" wp14:editId="269759F8">
-            <wp:extent cx="4128770" cy="3231515"/>
-            <wp:effectExtent l="0" t="0" r="5715" b="6985"/>
+          <wp:inline distT="0" distB="0" distL="0" distR="0" wp14:anchorId="651D0D62" wp14:editId="3E0B4E9F">
+            <wp:extent cx="3265715" cy="2556017"/>
+            <wp:effectExtent l="0" t="0" r="0" b="0"/>
             <wp:docPr id="128" name="图片24" descr="菁优网：http://www.jyeoo.com"/>
             <wp:cNvGraphicFramePr>
               <a:graphicFrameLocks xmlns:a="http://schemas.openxmlformats.org/drawingml/2006/main" noChangeAspect="1"/>
@@ -5201,7 +5282,7 @@
                   <pic:spPr>
                     <a:xfrm>
                       <a:off x="0" y="0"/>
-                      <a:ext cx="4128770" cy="3231515"/>
+                      <a:ext cx="3287395" cy="2572985"/>
                     </a:xfrm>
                     <a:prstGeom prst="rect">
                       <a:avLst/>
@@ -5293,7 +5374,21 @@
         <w:rPr>
           <w:rFonts w:hint="eastAsia"/>
         </w:rPr>
-        <w:t>）小凯连接完电路后，闭合开关发现无论怎么移动滑动变阻器的滑片，灯泡很暗且亮度无明显变化，其原因可能是</w:t>
+        <w:t>）小</w:t>
+      </w:r>
+      <w:proofErr w:type="gramStart"/>
+      <w:r>
+        <w:rPr>
+          <w:rFonts w:hint="eastAsia"/>
+        </w:rPr>
+        <w:t>凯</w:t>
+      </w:r>
+      <w:proofErr w:type="gramEnd"/>
+      <w:r>
+        <w:rPr>
+          <w:rFonts w:hint="eastAsia"/>
+        </w:rPr>
+        <w:t>连接完电路后，闭合开关发现无论怎么移动滑动变阻器的滑片，灯泡很暗且亮度无明显变化，其原因可能是</w:t>
       </w:r>
       <w:r>
         <w:rPr>
@@ -5329,7 +5424,21 @@
         <w:rPr>
           <w:rFonts w:hint="eastAsia"/>
         </w:rPr>
-        <w:t>）小凯正确连接电路后，闭合开关，电表有示数，逐渐向</w:t>
+        <w:t>）小</w:t>
+      </w:r>
+      <w:proofErr w:type="gramStart"/>
+      <w:r>
+        <w:rPr>
+          <w:rFonts w:hint="eastAsia"/>
+        </w:rPr>
+        <w:t>凯</w:t>
+      </w:r>
+      <w:proofErr w:type="gramEnd"/>
+      <w:r>
+        <w:rPr>
+          <w:rFonts w:hint="eastAsia"/>
+        </w:rPr>
+        <w:t>正确连接电路后，闭合开关，电表有示数，逐渐向</w:t>
       </w:r>
       <w:r>
         <w:rPr>
@@ -5449,7 +5558,6 @@
         <w:rPr>
           <w:rFonts w:hint="eastAsia"/>
         </w:rPr>
-        <w:lastRenderedPageBreak/>
         <w:t>（</w:t>
       </w:r>
       <w:r>
@@ -5462,7 +5570,21 @@
         <w:rPr>
           <w:rFonts w:hint="eastAsia"/>
         </w:rPr>
-        <w:t>）小凯想对比与小灯泡（白炽灯）亮度相同的发光二极管（额定电压为</w:t>
+        <w:t>）小</w:t>
+      </w:r>
+      <w:proofErr w:type="gramStart"/>
+      <w:r>
+        <w:rPr>
+          <w:rFonts w:hint="eastAsia"/>
+        </w:rPr>
+        <w:t>凯</w:t>
+      </w:r>
+      <w:proofErr w:type="gramEnd"/>
+      <w:r>
+        <w:rPr>
+          <w:rFonts w:hint="eastAsia"/>
+        </w:rPr>
+        <w:t>想对比与小灯泡（白炽灯）亮度相同的发光二极管（额定电压为</w:t>
       </w:r>
       <w:r>
         <w:rPr>
@@ -5522,26 +5644,6 @@
         </w:rPr>
         <w:t>小灯泡、发光二极管亮度与电压、电流数据表</w:t>
       </w:r>
-    </w:p>
-    <w:p>
-      <w:pPr>
-        <w:pStyle w:val="123"/>
-      </w:pPr>
-    </w:p>
-    <w:p>
-      <w:pPr>
-        <w:pStyle w:val="123"/>
-      </w:pPr>
-    </w:p>
-    <w:p>
-      <w:pPr>
-        <w:pStyle w:val="123"/>
-      </w:pPr>
-    </w:p>
-    <w:p>
-      <w:pPr>
-        <w:pStyle w:val="123"/>
-      </w:pPr>
     </w:p>
     <w:tbl>
       <w:tblPr>
@@ -5565,20 +5667,20 @@
         <w:tblLook w:val="04A0" w:firstRow="1" w:lastRow="0" w:firstColumn="1" w:lastColumn="0" w:noHBand="0" w:noVBand="1"/>
       </w:tblPr>
       <w:tblGrid>
-        <w:gridCol w:w="1605"/>
-        <w:gridCol w:w="768"/>
-        <w:gridCol w:w="712"/>
-        <w:gridCol w:w="757"/>
-        <w:gridCol w:w="902"/>
-        <w:gridCol w:w="941"/>
+        <w:gridCol w:w="1592"/>
+        <w:gridCol w:w="761"/>
+        <w:gridCol w:w="705"/>
+        <w:gridCol w:w="750"/>
+        <w:gridCol w:w="893"/>
+        <w:gridCol w:w="932"/>
       </w:tblGrid>
       <w:tr>
         <w:trPr>
-          <w:trHeight w:val="469"/>
+          <w:trHeight w:val="241"/>
         </w:trPr>
         <w:tc>
           <w:tcPr>
-            <w:tcW w:w="1605" w:type="dxa"/>
+            <w:tcW w:w="1592" w:type="dxa"/>
           </w:tcPr>
           <w:p>
             <w:pPr>
@@ -5595,7 +5697,7 @@
         </w:tc>
         <w:tc>
           <w:tcPr>
-            <w:tcW w:w="768" w:type="dxa"/>
+            <w:tcW w:w="761" w:type="dxa"/>
           </w:tcPr>
           <w:p>
             <w:pPr>
@@ -5613,7 +5715,7 @@
         </w:tc>
         <w:tc>
           <w:tcPr>
-            <w:tcW w:w="712" w:type="dxa"/>
+            <w:tcW w:w="705" w:type="dxa"/>
           </w:tcPr>
           <w:p>
             <w:pPr>
@@ -5631,7 +5733,7 @@
         </w:tc>
         <w:tc>
           <w:tcPr>
-            <w:tcW w:w="757" w:type="dxa"/>
+            <w:tcW w:w="750" w:type="dxa"/>
           </w:tcPr>
           <w:p>
             <w:pPr>
@@ -5649,7 +5751,7 @@
         </w:tc>
         <w:tc>
           <w:tcPr>
-            <w:tcW w:w="902" w:type="dxa"/>
+            <w:tcW w:w="893" w:type="dxa"/>
           </w:tcPr>
           <w:p>
             <w:pPr>
@@ -5667,7 +5769,7 @@
         </w:tc>
         <w:tc>
           <w:tcPr>
-            <w:tcW w:w="941" w:type="dxa"/>
+            <w:tcW w:w="932" w:type="dxa"/>
           </w:tcPr>
           <w:p>
             <w:pPr>
@@ -5686,11 +5788,11 @@
       </w:tr>
       <w:tr>
         <w:trPr>
-          <w:trHeight w:val="469"/>
+          <w:trHeight w:val="241"/>
         </w:trPr>
         <w:tc>
           <w:tcPr>
-            <w:tcW w:w="1605" w:type="dxa"/>
+            <w:tcW w:w="1592" w:type="dxa"/>
           </w:tcPr>
           <w:p>
             <w:pPr>
@@ -5713,7 +5815,7 @@
         </w:tc>
         <w:tc>
           <w:tcPr>
-            <w:tcW w:w="768" w:type="dxa"/>
+            <w:tcW w:w="761" w:type="dxa"/>
           </w:tcPr>
           <w:p>
             <w:pPr>
@@ -5731,7 +5833,7 @@
         </w:tc>
         <w:tc>
           <w:tcPr>
-            <w:tcW w:w="712" w:type="dxa"/>
+            <w:tcW w:w="705" w:type="dxa"/>
           </w:tcPr>
           <w:p>
             <w:pPr>
@@ -5749,7 +5851,7 @@
         </w:tc>
         <w:tc>
           <w:tcPr>
-            <w:tcW w:w="757" w:type="dxa"/>
+            <w:tcW w:w="750" w:type="dxa"/>
           </w:tcPr>
           <w:p>
             <w:pPr>
@@ -5767,7 +5869,7 @@
         </w:tc>
         <w:tc>
           <w:tcPr>
-            <w:tcW w:w="902" w:type="dxa"/>
+            <w:tcW w:w="893" w:type="dxa"/>
           </w:tcPr>
           <w:p>
             <w:pPr>
@@ -5785,7 +5887,7 @@
         </w:tc>
         <w:tc>
           <w:tcPr>
-            <w:tcW w:w="941" w:type="dxa"/>
+            <w:tcW w:w="932" w:type="dxa"/>
           </w:tcPr>
           <w:p>
             <w:pPr>
@@ -5804,11 +5906,11 @@
       </w:tr>
       <w:tr>
         <w:trPr>
-          <w:trHeight w:val="469"/>
+          <w:trHeight w:val="241"/>
         </w:trPr>
         <w:tc>
           <w:tcPr>
-            <w:tcW w:w="1605" w:type="dxa"/>
+            <w:tcW w:w="1592" w:type="dxa"/>
           </w:tcPr>
           <w:p>
             <w:pPr>
@@ -5831,7 +5933,7 @@
         </w:tc>
         <w:tc>
           <w:tcPr>
-            <w:tcW w:w="768" w:type="dxa"/>
+            <w:tcW w:w="761" w:type="dxa"/>
           </w:tcPr>
           <w:p>
             <w:pPr>
@@ -5849,7 +5951,7 @@
         </w:tc>
         <w:tc>
           <w:tcPr>
-            <w:tcW w:w="712" w:type="dxa"/>
+            <w:tcW w:w="705" w:type="dxa"/>
           </w:tcPr>
           <w:p>
             <w:pPr>
@@ -5867,7 +5969,7 @@
         </w:tc>
         <w:tc>
           <w:tcPr>
-            <w:tcW w:w="757" w:type="dxa"/>
+            <w:tcW w:w="750" w:type="dxa"/>
           </w:tcPr>
           <w:p>
             <w:pPr>
@@ -5885,7 +5987,7 @@
         </w:tc>
         <w:tc>
           <w:tcPr>
-            <w:tcW w:w="902" w:type="dxa"/>
+            <w:tcW w:w="893" w:type="dxa"/>
           </w:tcPr>
           <w:p>
             <w:pPr>
@@ -5903,7 +6005,7 @@
         </w:tc>
         <w:tc>
           <w:tcPr>
-            <w:tcW w:w="941" w:type="dxa"/>
+            <w:tcW w:w="932" w:type="dxa"/>
           </w:tcPr>
           <w:p>
             <w:pPr>
@@ -5922,11 +6024,11 @@
       </w:tr>
       <w:tr>
         <w:trPr>
-          <w:trHeight w:val="566"/>
+          <w:trHeight w:val="290"/>
         </w:trPr>
         <w:tc>
           <w:tcPr>
-            <w:tcW w:w="1605" w:type="dxa"/>
+            <w:tcW w:w="1592" w:type="dxa"/>
           </w:tcPr>
           <w:p>
             <w:pPr>
@@ -5949,7 +6051,7 @@
         </w:tc>
         <w:tc>
           <w:tcPr>
-            <w:tcW w:w="768" w:type="dxa"/>
+            <w:tcW w:w="761" w:type="dxa"/>
           </w:tcPr>
           <w:p>
             <w:pPr>
@@ -5967,7 +6069,7 @@
         </w:tc>
         <w:tc>
           <w:tcPr>
-            <w:tcW w:w="712" w:type="dxa"/>
+            <w:tcW w:w="705" w:type="dxa"/>
           </w:tcPr>
           <w:p>
             <w:pPr>
@@ -5985,7 +6087,7 @@
         </w:tc>
         <w:tc>
           <w:tcPr>
-            <w:tcW w:w="757" w:type="dxa"/>
+            <w:tcW w:w="750" w:type="dxa"/>
           </w:tcPr>
           <w:p>
             <w:pPr>
@@ -6003,7 +6105,7 @@
         </w:tc>
         <w:tc>
           <w:tcPr>
-            <w:tcW w:w="902" w:type="dxa"/>
+            <w:tcW w:w="893" w:type="dxa"/>
           </w:tcPr>
           <w:p>
             <w:pPr>
@@ -6021,7 +6123,7 @@
         </w:tc>
         <w:tc>
           <w:tcPr>
-            <w:tcW w:w="941" w:type="dxa"/>
+            <w:tcW w:w="932" w:type="dxa"/>
           </w:tcPr>
           <w:p>
             <w:pPr>
@@ -6042,6 +6144,7 @@
     <w:p>
       <w:pPr>
         <w:pStyle w:val="123"/>
+        <w:ind w:leftChars="0" w:left="0"/>
       </w:pPr>
     </w:p>
     <w:p>
@@ -6067,11 +6170,7 @@
     <w:p>
       <w:pPr>
         <w:pStyle w:val="123"/>
-      </w:pPr>
-    </w:p>
-    <w:p>
-      <w:pPr>
-        <w:pStyle w:val="123"/>
+        <w:ind w:leftChars="0" w:left="0"/>
       </w:pPr>
     </w:p>
     <w:p>
@@ -6127,6 +6226,7 @@
               <w:rPr>
                 <w:rFonts w:hint="eastAsia"/>
               </w:rPr>
+              <w:lastRenderedPageBreak/>
               <w:t>数据序号</w:t>
             </w:r>
           </w:p>
@@ -6743,7 +6843,21 @@
         <w:rPr>
           <w:rFonts w:hint="eastAsia"/>
         </w:rPr>
-        <w:t>③小凯触摸二者，感觉灯泡很热而发光二极管无感觉。下列判断正确的是</w:t>
+        <w:t>③小</w:t>
+      </w:r>
+      <w:proofErr w:type="gramStart"/>
+      <w:r>
+        <w:rPr>
+          <w:rFonts w:hint="eastAsia"/>
+        </w:rPr>
+        <w:t>凯</w:t>
+      </w:r>
+      <w:proofErr w:type="gramEnd"/>
+      <w:r>
+        <w:rPr>
+          <w:rFonts w:hint="eastAsia"/>
+        </w:rPr>
+        <w:t>触摸二者，感觉灯泡很热而发光二极管无感觉。下列判断正确的是</w:t>
       </w:r>
       <w:r>
         <w:rPr>
@@ -6790,7 +6904,6 @@
         <w:rPr>
           <w:rFonts w:hint="eastAsia"/>
         </w:rPr>
-        <w:lastRenderedPageBreak/>
         <w:t>B</w:t>
       </w:r>
       <w:r>
@@ -7035,11 +7148,66 @@
           <w:rFonts w:ascii="Times New Roman" w:eastAsiaTheme="majorEastAsia" w:hAnsi="Times New Roman" w:cs="Times New Roman"/>
         </w:rPr>
       </w:pPr>
+    </w:p>
+    <w:p>
+      <w:pPr>
+        <w:spacing w:line="288" w:lineRule="auto"/>
+        <w:ind w:leftChars="-100" w:left="-210"/>
+        <w:rPr>
+          <w:rFonts w:ascii="Times New Roman" w:eastAsiaTheme="majorEastAsia" w:hAnsi="Times New Roman" w:cs="Times New Roman"/>
+        </w:rPr>
+      </w:pPr>
+    </w:p>
+    <w:p>
+      <w:pPr>
+        <w:spacing w:line="288" w:lineRule="auto"/>
+        <w:ind w:leftChars="-100" w:left="-210"/>
+        <w:rPr>
+          <w:rFonts w:ascii="Times New Roman" w:eastAsiaTheme="majorEastAsia" w:hAnsi="Times New Roman" w:cs="Times New Roman"/>
+        </w:rPr>
+      </w:pPr>
+    </w:p>
+    <w:p>
+      <w:pPr>
+        <w:spacing w:line="288" w:lineRule="auto"/>
+        <w:ind w:leftChars="-100" w:left="-210"/>
+        <w:rPr>
+          <w:rFonts w:ascii="Times New Roman" w:eastAsiaTheme="majorEastAsia" w:hAnsi="Times New Roman" w:cs="Times New Roman"/>
+        </w:rPr>
+      </w:pPr>
+    </w:p>
+    <w:p>
+      <w:pPr>
+        <w:spacing w:line="288" w:lineRule="auto"/>
+        <w:ind w:leftChars="-100" w:left="-210"/>
+        <w:rPr>
+          <w:rFonts w:ascii="Times New Roman" w:eastAsiaTheme="majorEastAsia" w:hAnsi="Times New Roman" w:cs="Times New Roman"/>
+        </w:rPr>
+      </w:pPr>
+    </w:p>
+    <w:p>
+      <w:pPr>
+        <w:spacing w:line="288" w:lineRule="auto"/>
+        <w:ind w:leftChars="-100" w:left="-210"/>
+        <w:rPr>
+          <w:rFonts w:ascii="Times New Roman" w:eastAsiaTheme="majorEastAsia" w:hAnsi="Times New Roman" w:cs="Times New Roman"/>
+        </w:rPr>
+      </w:pPr>
+    </w:p>
+    <w:p>
+      <w:pPr>
+        <w:spacing w:line="288" w:lineRule="auto"/>
+        <w:ind w:leftChars="-100" w:left="-210"/>
+        <w:rPr>
+          <w:rFonts w:ascii="Times New Roman" w:eastAsiaTheme="majorEastAsia" w:hAnsi="Times New Roman" w:cs="Times New Roman"/>
+        </w:rPr>
+      </w:pPr>
       <w:r>
         <w:rPr>
           <w:rFonts w:ascii="Times New Roman" w:eastAsiaTheme="majorEastAsia" w:hAnsi="Times New Roman" w:cs="Times New Roman"/>
           <w:noProof/>
         </w:rPr>
+        <w:lastRenderedPageBreak/>
         <mc:AlternateContent>
           <mc:Choice Requires="wpg">
             <w:drawing>
@@ -7260,7 +7428,14 @@
                                 <w:rFonts w:ascii="黑体" w:eastAsia="黑体" w:hAnsi="黑体" w:hint="eastAsia"/>
                                 <w:szCs w:val="21"/>
                               </w:rPr>
-                              <w:t>练6</w:t>
+                              <w:t>练</w:t>
+                            </w:r>
+                            <w:r>
+                              <w:rPr>
+                                <w:rFonts w:ascii="黑体" w:eastAsia="黑体" w:hAnsi="黑体" w:hint="eastAsia"/>
+                                <w:szCs w:val="21"/>
+                              </w:rPr>
+                              <w:t>10</w:t>
                             </w:r>
                           </w:p>
                           <w:p>
@@ -7313,7 +7488,14 @@
                           <w:rFonts w:ascii="黑体" w:eastAsia="黑体" w:hAnsi="黑体" w:hint="eastAsia"/>
                           <w:szCs w:val="21"/>
                         </w:rPr>
-                        <w:t>练6</w:t>
+                        <w:t>练</w:t>
+                      </w:r>
+                      <w:r>
+                        <w:rPr>
+                          <w:rFonts w:ascii="黑体" w:eastAsia="黑体" w:hAnsi="黑体" w:hint="eastAsia"/>
+                          <w:szCs w:val="21"/>
+                        </w:rPr>
+                        <w:t>10</w:t>
                       </w:r>
                     </w:p>
                     <w:p>
@@ -7547,6 +7729,9 @@
               <m:rPr>
                 <m:sty m:val="p"/>
               </m:rPr>
+              <w:rPr>
+                <w:rFonts w:ascii="Cambria Math" w:hAnsi="Cambria Math"/>
+              </w:rPr>
               <m:t>1</m:t>
             </m:r>
           </m:num>
@@ -7555,6 +7740,9 @@
               <m:rPr>
                 <m:sty m:val="p"/>
               </m:rPr>
+              <w:rPr>
+                <w:rFonts w:ascii="Cambria Math" w:hAnsi="Cambria Math"/>
+              </w:rPr>
               <m:t>6</m:t>
             </m:r>
           </m:den>
@@ -7815,25 +8003,6 @@
           <w:color w:val="0000FF"/>
         </w:rPr>
       </w:pPr>
-      <w:r>
-        <w:rPr>
-          <w:rFonts w:ascii="Times New Roman" w:eastAsiaTheme="majorEastAsia" w:hAnsi="Times New Roman" w:cs="Times New Roman" w:hint="eastAsia"/>
-          <w:b/>
-          <w:bCs/>
-          <w:color w:val="0000FF"/>
-        </w:rPr>
-        <w:lastRenderedPageBreak/>
-        <w:t>P=W/t</w:t>
-      </w:r>
-      <w:r>
-        <w:rPr>
-          <w:rFonts w:ascii="Times New Roman" w:eastAsiaTheme="majorEastAsia" w:hAnsi="Times New Roman" w:cs="Times New Roman" w:hint="eastAsia"/>
-          <w:b/>
-          <w:bCs/>
-          <w:color w:val="0000FF"/>
-        </w:rPr>
-        <w:t>实验题</w:t>
-      </w:r>
     </w:p>
     <w:p>
       <w:pPr>
@@ -7855,6 +8024,69 @@
     </w:p>
     <w:p>
       <w:pPr>
+        <w:spacing w:line="288" w:lineRule="auto"/>
+        <w:ind w:leftChars="-100" w:left="-210"/>
+        <w:rPr>
+          <w:rFonts w:ascii="Times New Roman" w:eastAsiaTheme="majorEastAsia" w:hAnsi="Times New Roman" w:cs="Times New Roman"/>
+        </w:rPr>
+      </w:pPr>
+    </w:p>
+    <w:p>
+      <w:pPr>
+        <w:spacing w:line="288" w:lineRule="auto"/>
+        <w:ind w:leftChars="-100" w:left="-210"/>
+        <w:rPr>
+          <w:rFonts w:ascii="Times New Roman" w:eastAsiaTheme="majorEastAsia" w:hAnsi="Times New Roman" w:cs="Times New Roman"/>
+        </w:rPr>
+      </w:pPr>
+    </w:p>
+    <w:p>
+      <w:pPr>
+        <w:spacing w:line="288" w:lineRule="auto"/>
+        <w:ind w:leftChars="-100" w:left="-210"/>
+        <w:rPr>
+          <w:rFonts w:ascii="Times New Roman" w:eastAsiaTheme="majorEastAsia" w:hAnsi="Times New Roman" w:cs="Times New Roman"/>
+        </w:rPr>
+      </w:pPr>
+    </w:p>
+    <w:p>
+      <w:pPr>
+        <w:spacing w:line="288" w:lineRule="auto"/>
+        <w:ind w:leftChars="-100" w:left="-210"/>
+        <w:rPr>
+          <w:rFonts w:ascii="Times New Roman" w:eastAsiaTheme="majorEastAsia" w:hAnsi="Times New Roman" w:cs="Times New Roman"/>
+        </w:rPr>
+      </w:pPr>
+    </w:p>
+    <w:p>
+      <w:pPr>
+        <w:spacing w:line="288" w:lineRule="auto"/>
+        <w:ind w:leftChars="-100" w:left="-210"/>
+        <w:rPr>
+          <w:rFonts w:ascii="Times New Roman" w:eastAsiaTheme="majorEastAsia" w:hAnsi="Times New Roman" w:cs="Times New Roman"/>
+        </w:rPr>
+      </w:pPr>
+    </w:p>
+    <w:p>
+      <w:pPr>
+        <w:spacing w:line="288" w:lineRule="auto"/>
+        <w:ind w:leftChars="-100" w:left="-210"/>
+        <w:rPr>
+          <w:rFonts w:ascii="Times New Roman" w:eastAsiaTheme="majorEastAsia" w:hAnsi="Times New Roman" w:cs="Times New Roman"/>
+        </w:rPr>
+      </w:pPr>
+    </w:p>
+    <w:p>
+      <w:pPr>
+        <w:spacing w:line="288" w:lineRule="auto"/>
+        <w:ind w:leftChars="-100" w:left="-210"/>
+        <w:rPr>
+          <w:rFonts w:ascii="Times New Roman" w:eastAsiaTheme="majorEastAsia" w:hAnsi="Times New Roman" w:cs="Times New Roman"/>
+        </w:rPr>
+      </w:pPr>
+    </w:p>
+    <w:p>
+      <w:pPr>
         <w:pStyle w:val="af0"/>
         <w:ind w:left="672" w:hanging="672"/>
       </w:pPr>
@@ -7862,6 +8094,7 @@
         <w:rPr>
           <w:noProof/>
         </w:rPr>
+        <w:lastRenderedPageBreak/>
         <mc:AlternateContent>
           <mc:Choice Requires="wps">
             <w:drawing>
@@ -7869,1000 +8102,6 @@
                 <wp:extent cx="352425" cy="172720"/>
                 <wp:effectExtent l="0" t="0" r="3810" b="0"/>
                 <wp:docPr id="14" name="矩形 14"/>
-                <wp:cNvGraphicFramePr/>
-                <a:graphic xmlns:a="http://schemas.openxmlformats.org/drawingml/2006/main">
-                  <a:graphicData uri="http://schemas.microsoft.com/office/word/2010/wordprocessingShape">
-                    <wps:wsp>
-                      <wps:cNvSpPr/>
-                      <wps:spPr>
-                        <a:xfrm>
-                          <a:off x="0" y="0"/>
-                          <a:ext cx="352800" cy="172800"/>
-                        </a:xfrm>
-                        <a:prstGeom prst="rect">
-                          <a:avLst/>
-                        </a:prstGeom>
-                        <a:solidFill>
-                          <a:schemeClr val="accent2"/>
-                        </a:solidFill>
-                        <a:ln>
-                          <a:noFill/>
-                        </a:ln>
-                      </wps:spPr>
-                      <wps:style>
-                        <a:lnRef idx="2">
-                          <a:schemeClr val="accent1">
-                            <a:shade val="50000"/>
-                          </a:schemeClr>
-                        </a:lnRef>
-                        <a:fillRef idx="1">
-                          <a:schemeClr val="accent1"/>
-                        </a:fillRef>
-                        <a:effectRef idx="0">
-                          <a:schemeClr val="accent1"/>
-                        </a:effectRef>
-                        <a:fontRef idx="minor">
-                          <a:schemeClr val="lt1"/>
-                        </a:fontRef>
-                      </wps:style>
-                      <wps:txbx>
-                        <w:txbxContent>
-                          <w:p>
-                            <w:pPr>
-                              <w:spacing w:line="240" w:lineRule="exact"/>
-                              <w:jc w:val="center"/>
-                              <w:rPr>
-                                <w:rFonts w:ascii="黑体" w:eastAsia="黑体" w:hAnsi="黑体" w:hint="eastAsia"/>
-                                <w:szCs w:val="21"/>
-                              </w:rPr>
-                            </w:pPr>
-                            <w:r>
-                              <w:rPr>
-                                <w:rFonts w:ascii="黑体" w:eastAsia="黑体" w:hAnsi="黑体" w:hint="eastAsia"/>
-                                <w:szCs w:val="21"/>
-                              </w:rPr>
-                              <w:t>练</w:t>
-                            </w:r>
-                            <w:r>
-                              <w:rPr>
-                                <w:rFonts w:ascii="黑体" w:eastAsia="黑体" w:hAnsi="黑体"/>
-                                <w:szCs w:val="21"/>
-                              </w:rPr>
-                              <w:t>1</w:t>
-                            </w:r>
-                            <w:r>
-                              <w:rPr>
-                                <w:rFonts w:ascii="黑体" w:eastAsia="黑体" w:hAnsi="黑体" w:hint="eastAsia"/>
-                                <w:szCs w:val="21"/>
-                              </w:rPr>
-                              <w:t>0</w:t>
-                            </w:r>
-                          </w:p>
-                          <w:p>
-                            <w:pPr>
-                              <w:spacing w:line="240" w:lineRule="exact"/>
-                              <w:jc w:val="left"/>
-                              <w:rPr>
-                                <w:rFonts w:ascii="黑体" w:eastAsia="黑体" w:hAnsi="黑体" w:hint="eastAsia"/>
-                                <w:szCs w:val="21"/>
-                              </w:rPr>
-                            </w:pPr>
-                          </w:p>
-                          <w:p>
-                            <w:pPr>
-                              <w:spacing w:line="240" w:lineRule="exact"/>
-                              <w:jc w:val="left"/>
-                              <w:rPr>
-                                <w:rFonts w:ascii="黑体" w:eastAsia="黑体" w:hAnsi="黑体" w:hint="eastAsia"/>
-                                <w:szCs w:val="21"/>
-                              </w:rPr>
-                            </w:pPr>
-                          </w:p>
-                        </w:txbxContent>
-                      </wps:txbx>
-                      <wps:bodyPr rot="0" spcFirstLastPara="0" vertOverflow="overflow" horzOverflow="overflow" vert="horz" wrap="square" lIns="0" tIns="0" rIns="0" bIns="0" numCol="1" spcCol="0" rtlCol="0" fromWordArt="0" anchor="ctr" anchorCtr="0" forceAA="0" compatLnSpc="1">
-                        <a:noAutofit/>
-                      </wps:bodyPr>
-                    </wps:wsp>
-                  </a:graphicData>
-                </a:graphic>
-              </wp:inline>
-            </w:drawing>
-          </mc:Choice>
-          <mc:Fallback>
-            <w:pict>
-              <v:rect w14:anchorId="29A0AB22" id="矩形 14" o:spid="_x0000_s1045" style="width:27.75pt;height:13.6pt;visibility:visible;mso-wrap-style:square;mso-left-percent:-10001;mso-top-percent:-10001;mso-position-horizontal:absolute;mso-position-horizontal-relative:char;mso-position-vertical:absolute;mso-position-vertical-relative:line;mso-left-percent:-10001;mso-top-percent:-10001;v-text-anchor:middle" o:gfxdata="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" fillcolor="#5aa13b [3205]" stroked="f" strokeweight="2pt">
-                <v:textbox inset="0,0,0,0">
-                  <w:txbxContent>
-                    <w:p>
-                      <w:pPr>
-                        <w:spacing w:line="240" w:lineRule="exact"/>
-                        <w:jc w:val="center"/>
-                        <w:rPr>
-                          <w:rFonts w:ascii="黑体" w:eastAsia="黑体" w:hAnsi="黑体" w:hint="eastAsia"/>
-                          <w:szCs w:val="21"/>
-                        </w:rPr>
-                      </w:pPr>
-                      <w:r>
-                        <w:rPr>
-                          <w:rFonts w:ascii="黑体" w:eastAsia="黑体" w:hAnsi="黑体" w:hint="eastAsia"/>
-                          <w:szCs w:val="21"/>
-                        </w:rPr>
-                        <w:t>练</w:t>
-                      </w:r>
-                      <w:r>
-                        <w:rPr>
-                          <w:rFonts w:ascii="黑体" w:eastAsia="黑体" w:hAnsi="黑体"/>
-                          <w:szCs w:val="21"/>
-                        </w:rPr>
-                        <w:t>1</w:t>
-                      </w:r>
-                      <w:r>
-                        <w:rPr>
-                          <w:rFonts w:ascii="黑体" w:eastAsia="黑体" w:hAnsi="黑体" w:hint="eastAsia"/>
-                          <w:szCs w:val="21"/>
-                        </w:rPr>
-                        <w:t>0</w:t>
-                      </w:r>
-                    </w:p>
-                    <w:p>
-                      <w:pPr>
-                        <w:spacing w:line="240" w:lineRule="exact"/>
-                        <w:jc w:val="left"/>
-                        <w:rPr>
-                          <w:rFonts w:ascii="黑体" w:eastAsia="黑体" w:hAnsi="黑体" w:hint="eastAsia"/>
-                          <w:szCs w:val="21"/>
-                        </w:rPr>
-                      </w:pPr>
-                    </w:p>
-                    <w:p>
-                      <w:pPr>
-                        <w:spacing w:line="240" w:lineRule="exact"/>
-                        <w:jc w:val="left"/>
-                        <w:rPr>
-                          <w:rFonts w:ascii="黑体" w:eastAsia="黑体" w:hAnsi="黑体" w:hint="eastAsia"/>
-                          <w:szCs w:val="21"/>
-                        </w:rPr>
-                      </w:pPr>
-                    </w:p>
-                  </w:txbxContent>
-                </v:textbox>
-                <w10:anchorlock/>
-              </v:rect>
-            </w:pict>
-          </mc:Fallback>
-        </mc:AlternateContent>
-      </w:r>
-      <w:r>
-        <w:rPr>
-          <w:rFonts w:hint="eastAsia"/>
-        </w:rPr>
-        <w:t xml:space="preserve"> </w:t>
-      </w:r>
-      <w:r>
-        <w:rPr>
-          <w:rFonts w:hint="eastAsia"/>
-        </w:rPr>
-        <w:t>小明同学按照图甲所示的电路图测量小灯泡的电功率。已知小灯泡的额定电压为</w:t>
-      </w:r>
-      <w:r>
-        <w:rPr>
-          <w:rFonts w:hint="eastAsia"/>
-        </w:rPr>
-        <w:t>2.5V</w:t>
-      </w:r>
-      <w:r>
-        <w:rPr>
-          <w:rFonts w:hint="eastAsia"/>
-        </w:rPr>
-        <w:t>、电源电压恒为</w:t>
-      </w:r>
-      <w:r>
-        <w:rPr>
-          <w:rFonts w:hint="eastAsia"/>
-        </w:rPr>
-        <w:t>4.5V</w:t>
-      </w:r>
-      <w:r>
-        <w:rPr>
-          <w:rFonts w:hint="eastAsia"/>
-        </w:rPr>
-        <w:t>、滑动变阻器</w:t>
-      </w:r>
-      <w:r>
-        <w:rPr>
-          <w:rFonts w:hint="eastAsia"/>
-        </w:rPr>
-        <w:t>R1</w:t>
-      </w:r>
-      <w:r>
-        <w:rPr>
-          <w:rFonts w:hint="eastAsia"/>
-        </w:rPr>
-        <w:t>铭牌为“</w:t>
-      </w:r>
-      <w:r>
-        <w:rPr>
-          <w:rFonts w:hint="eastAsia"/>
-        </w:rPr>
-        <w:t>50</w:t>
-      </w:r>
-      <w:r>
-        <w:t>Ω</w:t>
-      </w:r>
-      <w:r>
-        <w:rPr>
-          <w:rFonts w:hint="eastAsia"/>
-        </w:rPr>
-        <w:t xml:space="preserve"> 1A</w:t>
-      </w:r>
-      <w:r>
-        <w:rPr>
-          <w:rFonts w:hint="eastAsia"/>
-        </w:rPr>
-        <w:t>”。</w:t>
-      </w:r>
-    </w:p>
-    <w:p>
-      <w:pPr>
-        <w:pStyle w:val="123"/>
-      </w:pPr>
-      <w:r>
-        <w:rPr>
-          <w:rFonts w:hint="eastAsia"/>
-          <w:noProof/>
-        </w:rPr>
-        <w:drawing>
-          <wp:inline distT="0" distB="0" distL="0" distR="0" wp14:anchorId="7974FE4D" wp14:editId="184CD306">
-            <wp:extent cx="4096385" cy="1414145"/>
-            <wp:effectExtent l="0" t="0" r="5715" b="0"/>
-            <wp:docPr id="120" name="图片24" descr="菁优网：http://www.jyeoo.com"/>
-            <wp:cNvGraphicFramePr>
-              <a:graphicFrameLocks xmlns:a="http://schemas.openxmlformats.org/drawingml/2006/main" noChangeAspect="1"/>
-            </wp:cNvGraphicFramePr>
-            <a:graphic xmlns:a="http://schemas.openxmlformats.org/drawingml/2006/main">
-              <a:graphicData uri="http://schemas.openxmlformats.org/drawingml/2006/picture">
-                <pic:pic xmlns:pic="http://schemas.openxmlformats.org/drawingml/2006/picture">
-                  <pic:nvPicPr>
-                    <pic:cNvPr id="120" name="图片24" descr="菁优网：http://www.jyeoo.com"/>
-                    <pic:cNvPicPr>
-                      <a:picLocks noChangeAspect="1"/>
-                    </pic:cNvPicPr>
-                  </pic:nvPicPr>
-                  <pic:blipFill>
-                    <a:blip r:embed="rId25" cstate="print"/>
-                    <a:stretch>
-                      <a:fillRect/>
-                    </a:stretch>
-                  </pic:blipFill>
-                  <pic:spPr>
-                    <a:xfrm>
-                      <a:off x="0" y="0"/>
-                      <a:ext cx="4096520" cy="1414275"/>
-                    </a:xfrm>
-                    <a:prstGeom prst="rect">
-                      <a:avLst/>
-                    </a:prstGeom>
-                  </pic:spPr>
-                </pic:pic>
-              </a:graphicData>
-            </a:graphic>
-          </wp:inline>
-        </w:drawing>
-      </w:r>
-    </w:p>
-    <w:p>
-      <w:pPr>
-        <w:pStyle w:val="123"/>
-      </w:pPr>
-      <w:r>
-        <w:rPr>
-          <w:rFonts w:hint="eastAsia"/>
-        </w:rPr>
-        <w:t>（</w:t>
-      </w:r>
-      <w:r>
-        <w:rPr>
-          <w:rFonts w:hint="eastAsia"/>
-        </w:rPr>
-        <w:t>1</w:t>
-      </w:r>
-      <w:r>
-        <w:rPr>
-          <w:rFonts w:hint="eastAsia"/>
-        </w:rPr>
-        <w:t>）根据图甲的电路图用笔画线代替导线将图乙的实物连接成完整电路。要求：导线不许交叉；滑片</w:t>
-      </w:r>
-      <w:r>
-        <w:rPr>
-          <w:rFonts w:hint="eastAsia"/>
-        </w:rPr>
-        <w:t>P</w:t>
-      </w:r>
-      <w:r>
-        <w:rPr>
-          <w:rFonts w:hint="eastAsia"/>
-        </w:rPr>
-        <w:t>向右移动时，电流表示数变小。</w:t>
-      </w:r>
-    </w:p>
-    <w:p>
-      <w:pPr>
-        <w:pStyle w:val="123"/>
-      </w:pPr>
-      <w:r>
-        <w:rPr>
-          <w:rFonts w:hint="eastAsia"/>
-        </w:rPr>
-        <w:t>（</w:t>
-      </w:r>
-      <w:r>
-        <w:rPr>
-          <w:rFonts w:hint="eastAsia"/>
-        </w:rPr>
-        <w:t>2</w:t>
-      </w:r>
-      <w:r>
-        <w:rPr>
-          <w:rFonts w:hint="eastAsia"/>
-        </w:rPr>
-        <w:t>）电路连接正确后，闭合开关，发现小灯泡不亮，而电流表无示数，电压表指针偏转到最右端。则可能的故障是</w:t>
-      </w:r>
-      <w:r>
-        <w:rPr>
-          <w:rFonts w:hint="eastAsia"/>
-          <w:u w:val="single"/>
-        </w:rPr>
-        <w:t xml:space="preserve">           </w:t>
-      </w:r>
-      <w:r>
-        <w:rPr>
-          <w:rFonts w:hint="eastAsia"/>
-        </w:rPr>
-        <w:t xml:space="preserve"> </w:t>
-      </w:r>
-      <w:r>
-        <w:rPr>
-          <w:rFonts w:hint="eastAsia"/>
-        </w:rPr>
-        <w:t>。</w:t>
-      </w:r>
-    </w:p>
-    <w:p>
-      <w:pPr>
-        <w:pStyle w:val="123"/>
-      </w:pPr>
-      <w:r>
-        <w:rPr>
-          <w:rFonts w:hint="eastAsia"/>
-        </w:rPr>
-        <w:t>（</w:t>
-      </w:r>
-      <w:r>
-        <w:rPr>
-          <w:rFonts w:hint="eastAsia"/>
-        </w:rPr>
-        <w:t>3</w:t>
-      </w:r>
-      <w:r>
-        <w:rPr>
-          <w:rFonts w:hint="eastAsia"/>
-        </w:rPr>
-        <w:t>）排除故障后，小明继续实验。闭合开关，移动滑片，灯泡正常发光，此时电流表示数（如图丙）为</w:t>
-      </w:r>
-      <w:r>
-        <w:rPr>
-          <w:rFonts w:hint="eastAsia"/>
-        </w:rPr>
-        <w:t xml:space="preserve"> </w:t>
-      </w:r>
-      <w:r>
-        <w:rPr>
-          <w:rFonts w:hint="eastAsia"/>
-          <w:u w:val="single"/>
-        </w:rPr>
-        <w:t xml:space="preserve">       </w:t>
-      </w:r>
-      <w:r>
-        <w:rPr>
-          <w:rFonts w:hint="eastAsia"/>
-        </w:rPr>
-        <w:t>A</w:t>
-      </w:r>
-      <w:r>
-        <w:rPr>
-          <w:rFonts w:hint="eastAsia"/>
-        </w:rPr>
-        <w:t>，小灯泡的额定功率为</w:t>
-      </w:r>
-      <w:r>
-        <w:rPr>
-          <w:rFonts w:hint="eastAsia"/>
-          <w:u w:val="single"/>
-        </w:rPr>
-        <w:t xml:space="preserve">          </w:t>
-      </w:r>
-      <w:r>
-        <w:rPr>
-          <w:rFonts w:hint="eastAsia"/>
-        </w:rPr>
-        <w:t xml:space="preserve"> W</w:t>
-      </w:r>
-      <w:r>
-        <w:rPr>
-          <w:rFonts w:hint="eastAsia"/>
-        </w:rPr>
-        <w:t>。</w:t>
-      </w:r>
-    </w:p>
-    <w:p>
-      <w:pPr>
-        <w:pStyle w:val="123"/>
-      </w:pPr>
-      <w:r>
-        <w:rPr>
-          <w:rFonts w:hint="eastAsia"/>
-        </w:rPr>
-        <w:t>（</w:t>
-      </w:r>
-      <w:r>
-        <w:rPr>
-          <w:rFonts w:hint="eastAsia"/>
-        </w:rPr>
-        <w:t>4</w:t>
-      </w:r>
-      <w:r>
-        <w:rPr>
-          <w:rFonts w:hint="eastAsia"/>
-        </w:rPr>
-        <w:t>）完成实验后，小明还想测量某一定值电阻</w:t>
-      </w:r>
-      <w:r>
-        <w:rPr>
-          <w:rFonts w:hint="eastAsia"/>
-        </w:rPr>
-        <w:t>Rx</w:t>
-      </w:r>
-      <w:r>
-        <w:rPr>
-          <w:rFonts w:hint="eastAsia"/>
-        </w:rPr>
-        <w:t>的阻值，他用</w:t>
-      </w:r>
-      <w:r>
-        <w:rPr>
-          <w:rFonts w:hint="eastAsia"/>
-        </w:rPr>
-        <w:t>Rx</w:t>
-      </w:r>
-      <w:r>
-        <w:rPr>
-          <w:rFonts w:hint="eastAsia"/>
-        </w:rPr>
-        <w:t>替换了小灯泡，同时还发现电压表损坏，于是用如图丁所示的电路完成了实验，已知滑动变阻器的最大阻值为</w:t>
-      </w:r>
-      <w:r>
-        <w:rPr>
-          <w:rFonts w:hint="eastAsia"/>
-        </w:rPr>
-        <w:t>R</w:t>
-      </w:r>
-      <w:r>
-        <w:rPr>
-          <w:rFonts w:eastAsiaTheme="minorEastAsia" w:cstheme="minorBidi" w:hint="eastAsia"/>
-          <w:noProof/>
-          <w:color w:val="auto"/>
-          <w:szCs w:val="22"/>
-          <w:vertAlign w:val="subscript"/>
-        </w:rPr>
-        <w:t>0</w:t>
-      </w:r>
-      <w:r>
-        <w:rPr>
-          <w:rFonts w:hint="eastAsia"/>
-        </w:rPr>
-        <w:t>他的实验步骤如下：</w:t>
-      </w:r>
-    </w:p>
-    <w:p>
-      <w:pPr>
-        <w:pStyle w:val="123"/>
-      </w:pPr>
-      <w:r>
-        <w:rPr>
-          <w:rFonts w:hint="eastAsia"/>
-          <w:noProof/>
-        </w:rPr>
-        <w:drawing>
-          <wp:inline distT="0" distB="0" distL="0" distR="0" wp14:anchorId="56485B2E" wp14:editId="30DED0EC">
-            <wp:extent cx="1767840" cy="1380490"/>
-            <wp:effectExtent l="0" t="0" r="2540" b="1270"/>
-            <wp:docPr id="121" name="图片24" descr="菁优网：http://www.jyeoo.com"/>
-            <wp:cNvGraphicFramePr>
-              <a:graphicFrameLocks xmlns:a="http://schemas.openxmlformats.org/drawingml/2006/main" noChangeAspect="1"/>
-            </wp:cNvGraphicFramePr>
-            <a:graphic xmlns:a="http://schemas.openxmlformats.org/drawingml/2006/main">
-              <a:graphicData uri="http://schemas.openxmlformats.org/drawingml/2006/picture">
-                <pic:pic xmlns:pic="http://schemas.openxmlformats.org/drawingml/2006/picture">
-                  <pic:nvPicPr>
-                    <pic:cNvPr id="121" name="图片24" descr="菁优网：http://www.jyeoo.com"/>
-                    <pic:cNvPicPr>
-                      <a:picLocks noChangeAspect="1"/>
-                    </pic:cNvPicPr>
-                  </pic:nvPicPr>
-                  <pic:blipFill>
-                    <a:blip r:embed="rId26" cstate="print"/>
-                    <a:stretch>
-                      <a:fillRect/>
-                    </a:stretch>
-                  </pic:blipFill>
-                  <pic:spPr>
-                    <a:xfrm>
-                      <a:off x="0" y="0"/>
-                      <a:ext cx="1767844" cy="1380747"/>
-                    </a:xfrm>
-                    <a:prstGeom prst="rect">
-                      <a:avLst/>
-                    </a:prstGeom>
-                  </pic:spPr>
-                </pic:pic>
-              </a:graphicData>
-            </a:graphic>
-          </wp:inline>
-        </w:drawing>
-      </w:r>
-    </w:p>
-    <w:p>
-      <w:pPr>
-        <w:pStyle w:val="123"/>
-      </w:pPr>
-      <w:r>
-        <w:rPr>
-          <w:rFonts w:hint="eastAsia"/>
-        </w:rPr>
-        <w:t>①闭合开关，将滑片移至最右端，读出电流表示数为</w:t>
-      </w:r>
-      <w:r>
-        <w:rPr>
-          <w:rFonts w:hint="eastAsia"/>
-        </w:rPr>
-        <w:t>I</w:t>
-      </w:r>
-      <w:r>
-        <w:rPr>
-          <w:rFonts w:eastAsiaTheme="minorEastAsia" w:cstheme="minorBidi" w:hint="eastAsia"/>
-          <w:noProof/>
-          <w:color w:val="auto"/>
-          <w:szCs w:val="22"/>
-          <w:vertAlign w:val="subscript"/>
-        </w:rPr>
-        <w:t>1</w:t>
-      </w:r>
-    </w:p>
-    <w:p>
-      <w:pPr>
-        <w:pStyle w:val="123"/>
-      </w:pPr>
-      <w:r>
-        <w:rPr>
-          <w:rFonts w:hint="eastAsia"/>
-        </w:rPr>
-        <w:t>②将滑片移至最左端，读出电流表示数为</w:t>
-      </w:r>
-      <w:r>
-        <w:rPr>
-          <w:rFonts w:hint="eastAsia"/>
-        </w:rPr>
-        <w:t>I</w:t>
-      </w:r>
-      <w:r>
-        <w:rPr>
-          <w:rFonts w:eastAsiaTheme="minorEastAsia" w:cstheme="minorBidi" w:hint="eastAsia"/>
-          <w:noProof/>
-          <w:color w:val="auto"/>
-          <w:szCs w:val="22"/>
-          <w:vertAlign w:val="subscript"/>
-        </w:rPr>
-        <w:t>2</w:t>
-      </w:r>
-    </w:p>
-    <w:p>
-      <w:pPr>
-        <w:pStyle w:val="123"/>
-      </w:pPr>
-      <w:r>
-        <w:rPr>
-          <w:rFonts w:hint="eastAsia"/>
-        </w:rPr>
-        <w:t>③则电阻</w:t>
-      </w:r>
-      <w:r>
-        <w:rPr>
-          <w:rFonts w:hint="eastAsia"/>
-        </w:rPr>
-        <w:t>Rx</w:t>
-      </w:r>
-      <w:r>
-        <w:rPr>
-          <w:rFonts w:hint="eastAsia"/>
-        </w:rPr>
-        <w:t>的阻值表达式：</w:t>
-      </w:r>
-      <w:r>
-        <w:rPr>
-          <w:rFonts w:hint="eastAsia"/>
-        </w:rPr>
-        <w:t>Rx</w:t>
-      </w:r>
-      <w:r>
-        <w:rPr>
-          <w:rFonts w:hint="eastAsia"/>
-        </w:rPr>
-        <w:t>＝</w:t>
-      </w:r>
-      <w:r>
-        <w:rPr>
-          <w:rFonts w:hint="eastAsia"/>
-        </w:rPr>
-        <w:t xml:space="preserve"> </w:t>
-      </w:r>
-      <w:r>
-        <w:rPr>
-          <w:rFonts w:hint="eastAsia"/>
-          <w:u w:val="single"/>
-        </w:rPr>
-        <w:t xml:space="preserve">          </w:t>
-      </w:r>
-      <w:r>
-        <w:rPr>
-          <w:rFonts w:hint="eastAsia"/>
-        </w:rPr>
-        <w:t>（用</w:t>
-      </w:r>
-      <w:r>
-        <w:rPr>
-          <w:rFonts w:hint="eastAsia"/>
-        </w:rPr>
-        <w:t>I</w:t>
-      </w:r>
-      <w:r>
-        <w:rPr>
-          <w:rFonts w:eastAsiaTheme="minorEastAsia" w:cstheme="minorBidi" w:hint="eastAsia"/>
-          <w:noProof/>
-          <w:color w:val="auto"/>
-          <w:szCs w:val="22"/>
-          <w:vertAlign w:val="subscript"/>
-        </w:rPr>
-        <w:t>1</w:t>
-      </w:r>
-      <w:r>
-        <w:rPr>
-          <w:rFonts w:hint="eastAsia"/>
-        </w:rPr>
-        <w:t>、</w:t>
-      </w:r>
-      <w:r>
-        <w:rPr>
-          <w:rFonts w:hint="eastAsia"/>
-        </w:rPr>
-        <w:t>I</w:t>
-      </w:r>
-      <w:r>
-        <w:rPr>
-          <w:rFonts w:eastAsiaTheme="minorEastAsia" w:cstheme="minorBidi" w:hint="eastAsia"/>
-          <w:noProof/>
-          <w:color w:val="auto"/>
-          <w:szCs w:val="22"/>
-          <w:vertAlign w:val="subscript"/>
-        </w:rPr>
-        <w:t>2</w:t>
-      </w:r>
-      <w:r>
-        <w:rPr>
-          <w:rFonts w:hint="eastAsia"/>
-        </w:rPr>
-        <w:t>、</w:t>
-      </w:r>
-      <w:r>
-        <w:rPr>
-          <w:rFonts w:hint="eastAsia"/>
-        </w:rPr>
-        <w:t>R</w:t>
-      </w:r>
-      <w:r>
-        <w:rPr>
-          <w:rFonts w:eastAsiaTheme="minorEastAsia" w:cstheme="minorBidi" w:hint="eastAsia"/>
-          <w:noProof/>
-          <w:color w:val="auto"/>
-          <w:szCs w:val="22"/>
-          <w:vertAlign w:val="subscript"/>
-        </w:rPr>
-        <w:t>0</w:t>
-      </w:r>
-      <w:r>
-        <w:rPr>
-          <w:rFonts w:hint="eastAsia"/>
-        </w:rPr>
-        <w:t>表示）。</w:t>
-      </w:r>
-    </w:p>
-    <w:p>
-      <w:pPr>
-        <w:pStyle w:val="1230"/>
-        <w:ind w:left="588"/>
-      </w:pPr>
-      <w:r>
-        <w:rPr>
-          <w:rFonts w:hint="eastAsia"/>
-        </w:rPr>
-        <w:lastRenderedPageBreak/>
-        <w:t>【答案】（</w:t>
-      </w:r>
-      <w:r>
-        <w:rPr>
-          <w:rFonts w:hint="eastAsia"/>
-        </w:rPr>
-        <w:t>1</w:t>
-      </w:r>
-      <w:r>
-        <w:rPr>
-          <w:rFonts w:hint="eastAsia"/>
-        </w:rPr>
-        <w:t>）见解答图</w:t>
-      </w:r>
-      <w:r>
-        <w:rPr>
-          <w:rFonts w:hint="eastAsia"/>
-          <w:noProof/>
-        </w:rPr>
-        <w:drawing>
-          <wp:inline distT="0" distB="0" distL="0" distR="0" wp14:anchorId="6F01C613" wp14:editId="3218A6A9">
-            <wp:extent cx="2009775" cy="1771650"/>
-            <wp:effectExtent l="0" t="0" r="8890" b="9525"/>
-            <wp:docPr id="122" name="图片24" descr="菁优网：http://www.jyeoo.com"/>
-            <wp:cNvGraphicFramePr>
-              <a:graphicFrameLocks xmlns:a="http://schemas.openxmlformats.org/drawingml/2006/main" noChangeAspect="1"/>
-            </wp:cNvGraphicFramePr>
-            <a:graphic xmlns:a="http://schemas.openxmlformats.org/drawingml/2006/main">
-              <a:graphicData uri="http://schemas.openxmlformats.org/drawingml/2006/picture">
-                <pic:pic xmlns:pic="http://schemas.openxmlformats.org/drawingml/2006/picture">
-                  <pic:nvPicPr>
-                    <pic:cNvPr id="122" name="图片24" descr="菁优网：http://www.jyeoo.com"/>
-                    <pic:cNvPicPr>
-                      <a:picLocks noChangeAspect="1"/>
-                    </pic:cNvPicPr>
-                  </pic:nvPicPr>
-                  <pic:blipFill>
-                    <a:blip r:embed="rId27" cstate="print"/>
-                    <a:stretch>
-                      <a:fillRect/>
-                    </a:stretch>
-                  </pic:blipFill>
-                  <pic:spPr>
-                    <a:xfrm>
-                      <a:off x="0" y="0"/>
-                      <a:ext cx="2010056" cy="1771898"/>
-                    </a:xfrm>
-                    <a:prstGeom prst="rect">
-                      <a:avLst/>
-                    </a:prstGeom>
-                  </pic:spPr>
-                </pic:pic>
-              </a:graphicData>
-            </a:graphic>
-          </wp:inline>
-        </w:drawing>
-      </w:r>
-      <w:r>
-        <w:rPr>
-          <w:rFonts w:hint="eastAsia"/>
-        </w:rPr>
-        <w:t>；（</w:t>
-      </w:r>
-      <w:r>
-        <w:rPr>
-          <w:rFonts w:hint="eastAsia"/>
-        </w:rPr>
-        <w:t>2</w:t>
-      </w:r>
-      <w:r>
-        <w:rPr>
-          <w:rFonts w:hint="eastAsia"/>
-        </w:rPr>
-        <w:t>）小灯泡断路；（</w:t>
-      </w:r>
-      <w:r>
-        <w:rPr>
-          <w:rFonts w:hint="eastAsia"/>
-        </w:rPr>
-        <w:t>3</w:t>
-      </w:r>
-      <w:r>
-        <w:rPr>
-          <w:rFonts w:hint="eastAsia"/>
-        </w:rPr>
-        <w:t>）</w:t>
-      </w:r>
-      <w:r>
-        <w:rPr>
-          <w:rFonts w:hint="eastAsia"/>
-        </w:rPr>
-        <w:t>0.3</w:t>
-      </w:r>
-      <w:r>
-        <w:rPr>
-          <w:rFonts w:hint="eastAsia"/>
-        </w:rPr>
-        <w:t>；</w:t>
-      </w:r>
-      <w:r>
-        <w:rPr>
-          <w:rFonts w:hint="eastAsia"/>
-        </w:rPr>
-        <w:t>0.75</w:t>
-      </w:r>
-      <w:r>
-        <w:rPr>
-          <w:rFonts w:hint="eastAsia"/>
-        </w:rPr>
-        <w:t>；（</w:t>
-      </w:r>
-      <w:r>
-        <w:rPr>
-          <w:rFonts w:hint="eastAsia"/>
-        </w:rPr>
-        <w:t>4</w:t>
-      </w:r>
-      <w:r>
-        <w:rPr>
-          <w:rFonts w:hint="eastAsia"/>
-        </w:rPr>
-        <w:t>）</w:t>
-      </w:r>
-      <m:oMath>
-        <m:f>
-          <m:fPr>
-            <m:ctrlPr>
-              <w:rPr>
-                <w:rFonts w:ascii="Cambria Math" w:hAnsi="Cambria Math"/>
-              </w:rPr>
-            </m:ctrlPr>
-          </m:fPr>
-          <m:num>
-            <m:sSub>
-              <m:sSubPr>
-                <m:ctrlPr>
-                  <w:rPr>
-                    <w:rFonts w:ascii="Cambria Math" w:hAnsi="Cambria Math"/>
-                  </w:rPr>
-                </m:ctrlPr>
-              </m:sSubPr>
-              <m:e>
-                <m:r>
-                  <m:rPr>
-                    <m:sty m:val="p"/>
-                  </m:rPr>
-                  <m:t>I</m:t>
-                </m:r>
-              </m:e>
-              <m:sub>
-                <m:r>
-                  <m:rPr>
-                    <m:sty m:val="p"/>
-                  </m:rPr>
-                  <m:t>2</m:t>
-                </m:r>
-              </m:sub>
-            </m:sSub>
-            <m:sSub>
-              <m:sSubPr>
-                <m:ctrlPr>
-                  <w:rPr>
-                    <w:rFonts w:ascii="Cambria Math" w:hAnsi="Cambria Math"/>
-                  </w:rPr>
-                </m:ctrlPr>
-              </m:sSubPr>
-              <m:e>
-                <m:r>
-                  <m:rPr>
-                    <m:sty m:val="p"/>
-                  </m:rPr>
-                  <m:t>R</m:t>
-                </m:r>
-              </m:e>
-              <m:sub>
-                <m:r>
-                  <m:rPr>
-                    <m:sty m:val="p"/>
-                  </m:rPr>
-                  <m:t>0</m:t>
-                </m:r>
-              </m:sub>
-            </m:sSub>
-          </m:num>
-          <m:den>
-            <m:sSub>
-              <m:sSubPr>
-                <m:ctrlPr>
-                  <w:rPr>
-                    <w:rFonts w:ascii="Cambria Math" w:hAnsi="Cambria Math"/>
-                  </w:rPr>
-                </m:ctrlPr>
-              </m:sSubPr>
-              <m:e>
-                <m:r>
-                  <m:rPr>
-                    <m:sty m:val="p"/>
-                  </m:rPr>
-                  <m:t>I</m:t>
-                </m:r>
-              </m:e>
-              <m:sub>
-                <m:r>
-                  <m:rPr>
-                    <m:sty m:val="p"/>
-                  </m:rPr>
-                  <m:t>1</m:t>
-                </m:r>
-              </m:sub>
-            </m:sSub>
-            <m:r>
-              <m:rPr>
-                <m:sty m:val="p"/>
-              </m:rPr>
-              <m:t>-</m:t>
-            </m:r>
-            <m:sSub>
-              <m:sSubPr>
-                <m:ctrlPr>
-                  <w:rPr>
-                    <w:rFonts w:ascii="Cambria Math" w:hAnsi="Cambria Math"/>
-                  </w:rPr>
-                </m:ctrlPr>
-              </m:sSubPr>
-              <m:e>
-                <m:r>
-                  <m:rPr>
-                    <m:sty m:val="p"/>
-                  </m:rPr>
-                  <m:t>I</m:t>
-                </m:r>
-              </m:e>
-              <m:sub>
-                <m:r>
-                  <m:rPr>
-                    <m:sty m:val="p"/>
-                  </m:rPr>
-                  <m:t>2</m:t>
-                </m:r>
-              </m:sub>
-            </m:sSub>
-          </m:den>
-        </m:f>
-      </m:oMath>
-      <w:r>
-        <w:rPr>
-          <w:rFonts w:hint="eastAsia"/>
-        </w:rPr>
-        <w:t>。</w:t>
-      </w:r>
-    </w:p>
-    <w:p>
-      <w:pPr>
-        <w:pStyle w:val="af0"/>
-        <w:ind w:left="672" w:hanging="672"/>
-      </w:pPr>
-      <w:r>
-        <w:rPr>
-          <w:noProof/>
-        </w:rPr>
-        <mc:AlternateContent>
-          <mc:Choice Requires="wps">
-            <w:drawing>
-              <wp:inline distT="0" distB="0" distL="0" distR="0" wp14:anchorId="76BE80A0" wp14:editId="05597529">
-                <wp:extent cx="352425" cy="172720"/>
-                <wp:effectExtent l="0" t="0" r="3810" b="0"/>
-                <wp:docPr id="15" name="矩形 15"/>
                 <wp:cNvGraphicFramePr/>
                 <a:graphic xmlns:a="http://schemas.openxmlformats.org/drawingml/2006/main">
                   <a:graphicData uri="http://schemas.microsoft.com/office/word/2010/wordprocessingShape">
@@ -8965,7 +8204,7 @@
           </mc:Choice>
           <mc:Fallback>
             <w:pict>
-              <v:rect w14:anchorId="76BE80A0" id="矩形 15" o:spid="_x0000_s1046" style="width:27.75pt;height:13.6pt;visibility:visible;mso-wrap-style:square;mso-left-percent:-10001;mso-top-percent:-10001;mso-position-horizontal:absolute;mso-position-horizontal-relative:char;mso-position-vertical:absolute;mso-position-vertical-relative:line;mso-left-percent:-10001;mso-top-percent:-10001;v-text-anchor:middle" o:gfxdata="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" fillcolor="#5aa13b [3205]" stroked="f" strokeweight="2pt">
+              <v:rect w14:anchorId="29A0AB22" id="矩形 14" o:spid="_x0000_s1045" style="width:27.75pt;height:13.6pt;visibility:visible;mso-wrap-style:square;mso-left-percent:-10001;mso-top-percent:-10001;mso-position-horizontal:absolute;mso-position-horizontal-relative:char;mso-position-vertical:absolute;mso-position-vertical-relative:line;mso-left-percent:-10001;mso-top-percent:-10001;v-text-anchor:middle" o:gfxdata="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" fillcolor="#5aa13b [3205]" stroked="f" strokeweight="2pt">
                 <v:textbox inset="0,0,0,0">
                   <w:txbxContent>
                     <w:p>
@@ -9037,6 +8276,1069 @@
         <w:rPr>
           <w:rFonts w:hint="eastAsia"/>
         </w:rPr>
+        <w:t>小</w:t>
+      </w:r>
+      <w:proofErr w:type="gramStart"/>
+      <w:r>
+        <w:rPr>
+          <w:rFonts w:hint="eastAsia"/>
+        </w:rPr>
+        <w:t>明同学</w:t>
+      </w:r>
+      <w:proofErr w:type="gramEnd"/>
+      <w:r>
+        <w:rPr>
+          <w:rFonts w:hint="eastAsia"/>
+        </w:rPr>
+        <w:t>按照图甲所示的电路图测量小灯泡的电功率。已知小灯泡的额定电压为</w:t>
+      </w:r>
+      <w:r>
+        <w:rPr>
+          <w:rFonts w:hint="eastAsia"/>
+        </w:rPr>
+        <w:t>2.5V</w:t>
+      </w:r>
+      <w:r>
+        <w:rPr>
+          <w:rFonts w:hint="eastAsia"/>
+        </w:rPr>
+        <w:t>、电源电压恒为</w:t>
+      </w:r>
+      <w:r>
+        <w:rPr>
+          <w:rFonts w:hint="eastAsia"/>
+        </w:rPr>
+        <w:t>4.5V</w:t>
+      </w:r>
+      <w:r>
+        <w:rPr>
+          <w:rFonts w:hint="eastAsia"/>
+        </w:rPr>
+        <w:t>、滑动变阻器</w:t>
+      </w:r>
+      <w:r>
+        <w:rPr>
+          <w:rFonts w:hint="eastAsia"/>
+        </w:rPr>
+        <w:t>R1</w:t>
+      </w:r>
+      <w:r>
+        <w:rPr>
+          <w:rFonts w:hint="eastAsia"/>
+        </w:rPr>
+        <w:t>铭牌为“</w:t>
+      </w:r>
+      <w:r>
+        <w:rPr>
+          <w:rFonts w:hint="eastAsia"/>
+        </w:rPr>
+        <w:t>50</w:t>
+      </w:r>
+      <w:r>
+        <w:t>Ω</w:t>
+      </w:r>
+      <w:r>
+        <w:rPr>
+          <w:rFonts w:hint="eastAsia"/>
+        </w:rPr>
+        <w:t xml:space="preserve"> 1A</w:t>
+      </w:r>
+      <w:r>
+        <w:rPr>
+          <w:rFonts w:hint="eastAsia"/>
+        </w:rPr>
+        <w:t>”。</w:t>
+      </w:r>
+    </w:p>
+    <w:p>
+      <w:pPr>
+        <w:pStyle w:val="123"/>
+      </w:pPr>
+      <w:r>
+        <w:rPr>
+          <w:rFonts w:hint="eastAsia"/>
+          <w:noProof/>
+        </w:rPr>
+        <w:drawing>
+          <wp:inline distT="0" distB="0" distL="0" distR="0" wp14:anchorId="7974FE4D" wp14:editId="184CD306">
+            <wp:extent cx="4096385" cy="1414145"/>
+            <wp:effectExtent l="0" t="0" r="5715" b="0"/>
+            <wp:docPr id="120" name="图片24" descr="菁优网：http://www.jyeoo.com"/>
+            <wp:cNvGraphicFramePr>
+              <a:graphicFrameLocks xmlns:a="http://schemas.openxmlformats.org/drawingml/2006/main" noChangeAspect="1"/>
+            </wp:cNvGraphicFramePr>
+            <a:graphic xmlns:a="http://schemas.openxmlformats.org/drawingml/2006/main">
+              <a:graphicData uri="http://schemas.openxmlformats.org/drawingml/2006/picture">
+                <pic:pic xmlns:pic="http://schemas.openxmlformats.org/drawingml/2006/picture">
+                  <pic:nvPicPr>
+                    <pic:cNvPr id="120" name="图片24" descr="菁优网：http://www.jyeoo.com"/>
+                    <pic:cNvPicPr>
+                      <a:picLocks noChangeAspect="1"/>
+                    </pic:cNvPicPr>
+                  </pic:nvPicPr>
+                  <pic:blipFill>
+                    <a:blip r:embed="rId25" cstate="print"/>
+                    <a:stretch>
+                      <a:fillRect/>
+                    </a:stretch>
+                  </pic:blipFill>
+                  <pic:spPr>
+                    <a:xfrm>
+                      <a:off x="0" y="0"/>
+                      <a:ext cx="4096520" cy="1414275"/>
+                    </a:xfrm>
+                    <a:prstGeom prst="rect">
+                      <a:avLst/>
+                    </a:prstGeom>
+                  </pic:spPr>
+                </pic:pic>
+              </a:graphicData>
+            </a:graphic>
+          </wp:inline>
+        </w:drawing>
+      </w:r>
+    </w:p>
+    <w:p>
+      <w:pPr>
+        <w:pStyle w:val="123"/>
+      </w:pPr>
+      <w:r>
+        <w:rPr>
+          <w:rFonts w:hint="eastAsia"/>
+        </w:rPr>
+        <w:t>（</w:t>
+      </w:r>
+      <w:r>
+        <w:rPr>
+          <w:rFonts w:hint="eastAsia"/>
+        </w:rPr>
+        <w:t>1</w:t>
+      </w:r>
+      <w:r>
+        <w:rPr>
+          <w:rFonts w:hint="eastAsia"/>
+        </w:rPr>
+        <w:t>）根据图甲的电路图用笔画线代替导线将图乙的实物连接成完整电路。要求：导线不许交叉；滑片</w:t>
+      </w:r>
+      <w:r>
+        <w:rPr>
+          <w:rFonts w:hint="eastAsia"/>
+        </w:rPr>
+        <w:t>P</w:t>
+      </w:r>
+      <w:r>
+        <w:rPr>
+          <w:rFonts w:hint="eastAsia"/>
+        </w:rPr>
+        <w:t>向右移动时，电流表示数变小。</w:t>
+      </w:r>
+    </w:p>
+    <w:p>
+      <w:pPr>
+        <w:pStyle w:val="123"/>
+      </w:pPr>
+      <w:r>
+        <w:rPr>
+          <w:rFonts w:hint="eastAsia"/>
+        </w:rPr>
+        <w:t>（</w:t>
+      </w:r>
+      <w:r>
+        <w:rPr>
+          <w:rFonts w:hint="eastAsia"/>
+        </w:rPr>
+        <w:t>2</w:t>
+      </w:r>
+      <w:r>
+        <w:rPr>
+          <w:rFonts w:hint="eastAsia"/>
+        </w:rPr>
+        <w:t>）电路连接正确后，闭合开关，发现小灯泡不亮，而</w:t>
+      </w:r>
+      <w:proofErr w:type="gramStart"/>
+      <w:r>
+        <w:rPr>
+          <w:rFonts w:hint="eastAsia"/>
+        </w:rPr>
+        <w:t>电流表无示数</w:t>
+      </w:r>
+      <w:proofErr w:type="gramEnd"/>
+      <w:r>
+        <w:rPr>
+          <w:rFonts w:hint="eastAsia"/>
+        </w:rPr>
+        <w:t>，电压表指针偏转到最右端。则可能的故障是</w:t>
+      </w:r>
+      <w:r>
+        <w:rPr>
+          <w:rFonts w:hint="eastAsia"/>
+          <w:u w:val="single"/>
+        </w:rPr>
+        <w:t xml:space="preserve">           </w:t>
+      </w:r>
+      <w:r>
+        <w:rPr>
+          <w:rFonts w:hint="eastAsia"/>
+        </w:rPr>
+        <w:t xml:space="preserve"> </w:t>
+      </w:r>
+      <w:r>
+        <w:rPr>
+          <w:rFonts w:hint="eastAsia"/>
+        </w:rPr>
+        <w:t>。</w:t>
+      </w:r>
+    </w:p>
+    <w:p>
+      <w:pPr>
+        <w:pStyle w:val="123"/>
+      </w:pPr>
+      <w:r>
+        <w:rPr>
+          <w:rFonts w:hint="eastAsia"/>
+        </w:rPr>
+        <w:t>（</w:t>
+      </w:r>
+      <w:r>
+        <w:rPr>
+          <w:rFonts w:hint="eastAsia"/>
+        </w:rPr>
+        <w:t>3</w:t>
+      </w:r>
+      <w:r>
+        <w:rPr>
+          <w:rFonts w:hint="eastAsia"/>
+        </w:rPr>
+        <w:t>）排除故障后，小明继续实验。闭合开关，移动滑片，灯泡正常发光，此时电流表示数（如图丙）为</w:t>
+      </w:r>
+      <w:r>
+        <w:rPr>
+          <w:rFonts w:hint="eastAsia"/>
+        </w:rPr>
+        <w:t xml:space="preserve"> </w:t>
+      </w:r>
+      <w:r>
+        <w:rPr>
+          <w:rFonts w:hint="eastAsia"/>
+          <w:u w:val="single"/>
+        </w:rPr>
+        <w:t xml:space="preserve">       </w:t>
+      </w:r>
+      <w:r>
+        <w:rPr>
+          <w:rFonts w:hint="eastAsia"/>
+        </w:rPr>
+        <w:t>A</w:t>
+      </w:r>
+      <w:r>
+        <w:rPr>
+          <w:rFonts w:hint="eastAsia"/>
+        </w:rPr>
+        <w:t>，小灯泡的额定功率为</w:t>
+      </w:r>
+      <w:r>
+        <w:rPr>
+          <w:rFonts w:hint="eastAsia"/>
+          <w:u w:val="single"/>
+        </w:rPr>
+        <w:t xml:space="preserve">          </w:t>
+      </w:r>
+      <w:r>
+        <w:rPr>
+          <w:rFonts w:hint="eastAsia"/>
+        </w:rPr>
+        <w:t xml:space="preserve"> W</w:t>
+      </w:r>
+      <w:r>
+        <w:rPr>
+          <w:rFonts w:hint="eastAsia"/>
+        </w:rPr>
+        <w:t>。</w:t>
+      </w:r>
+    </w:p>
+    <w:p>
+      <w:pPr>
+        <w:pStyle w:val="123"/>
+      </w:pPr>
+      <w:r>
+        <w:rPr>
+          <w:rFonts w:hint="eastAsia"/>
+        </w:rPr>
+        <w:t>（</w:t>
+      </w:r>
+      <w:r>
+        <w:rPr>
+          <w:rFonts w:hint="eastAsia"/>
+        </w:rPr>
+        <w:t>4</w:t>
+      </w:r>
+      <w:r>
+        <w:rPr>
+          <w:rFonts w:hint="eastAsia"/>
+        </w:rPr>
+        <w:t>）完成实验后，小明还想测量某一定值电阻</w:t>
+      </w:r>
+      <w:r>
+        <w:rPr>
+          <w:rFonts w:hint="eastAsia"/>
+        </w:rPr>
+        <w:t>Rx</w:t>
+      </w:r>
+      <w:r>
+        <w:rPr>
+          <w:rFonts w:hint="eastAsia"/>
+        </w:rPr>
+        <w:t>的阻值，他用</w:t>
+      </w:r>
+      <w:r>
+        <w:rPr>
+          <w:rFonts w:hint="eastAsia"/>
+        </w:rPr>
+        <w:t>Rx</w:t>
+      </w:r>
+      <w:r>
+        <w:rPr>
+          <w:rFonts w:hint="eastAsia"/>
+        </w:rPr>
+        <w:t>替换了小灯泡，同时还发现电压表损坏，于是用如</w:t>
+      </w:r>
+      <w:proofErr w:type="gramStart"/>
+      <w:r>
+        <w:rPr>
+          <w:rFonts w:hint="eastAsia"/>
+        </w:rPr>
+        <w:t>图丁</w:t>
+      </w:r>
+      <w:proofErr w:type="gramEnd"/>
+      <w:r>
+        <w:rPr>
+          <w:rFonts w:hint="eastAsia"/>
+        </w:rPr>
+        <w:t>所示的电路完成了实验，已知滑动变阻器的最大阻值为</w:t>
+      </w:r>
+      <w:r>
+        <w:rPr>
+          <w:rFonts w:hint="eastAsia"/>
+        </w:rPr>
+        <w:t>R</w:t>
+      </w:r>
+      <w:r>
+        <w:rPr>
+          <w:rFonts w:eastAsiaTheme="minorEastAsia" w:cstheme="minorBidi" w:hint="eastAsia"/>
+          <w:noProof/>
+          <w:color w:val="auto"/>
+          <w:szCs w:val="22"/>
+          <w:vertAlign w:val="subscript"/>
+        </w:rPr>
+        <w:t>0</w:t>
+      </w:r>
+      <w:r>
+        <w:rPr>
+          <w:rFonts w:hint="eastAsia"/>
+        </w:rPr>
+        <w:t>他的实验步骤如下：</w:t>
+      </w:r>
+    </w:p>
+    <w:p>
+      <w:pPr>
+        <w:pStyle w:val="123"/>
+      </w:pPr>
+      <w:r>
+        <w:rPr>
+          <w:rFonts w:hint="eastAsia"/>
+          <w:noProof/>
+        </w:rPr>
+        <w:drawing>
+          <wp:inline distT="0" distB="0" distL="0" distR="0" wp14:anchorId="56485B2E" wp14:editId="30DED0EC">
+            <wp:extent cx="1767840" cy="1380490"/>
+            <wp:effectExtent l="0" t="0" r="2540" b="1270"/>
+            <wp:docPr id="121" name="图片24" descr="菁优网：http://www.jyeoo.com"/>
+            <wp:cNvGraphicFramePr>
+              <a:graphicFrameLocks xmlns:a="http://schemas.openxmlformats.org/drawingml/2006/main" noChangeAspect="1"/>
+            </wp:cNvGraphicFramePr>
+            <a:graphic xmlns:a="http://schemas.openxmlformats.org/drawingml/2006/main">
+              <a:graphicData uri="http://schemas.openxmlformats.org/drawingml/2006/picture">
+                <pic:pic xmlns:pic="http://schemas.openxmlformats.org/drawingml/2006/picture">
+                  <pic:nvPicPr>
+                    <pic:cNvPr id="121" name="图片24" descr="菁优网：http://www.jyeoo.com"/>
+                    <pic:cNvPicPr>
+                      <a:picLocks noChangeAspect="1"/>
+                    </pic:cNvPicPr>
+                  </pic:nvPicPr>
+                  <pic:blipFill>
+                    <a:blip r:embed="rId26" cstate="print"/>
+                    <a:stretch>
+                      <a:fillRect/>
+                    </a:stretch>
+                  </pic:blipFill>
+                  <pic:spPr>
+                    <a:xfrm>
+                      <a:off x="0" y="0"/>
+                      <a:ext cx="1767844" cy="1380747"/>
+                    </a:xfrm>
+                    <a:prstGeom prst="rect">
+                      <a:avLst/>
+                    </a:prstGeom>
+                  </pic:spPr>
+                </pic:pic>
+              </a:graphicData>
+            </a:graphic>
+          </wp:inline>
+        </w:drawing>
+      </w:r>
+    </w:p>
+    <w:p>
+      <w:pPr>
+        <w:pStyle w:val="123"/>
+      </w:pPr>
+      <w:r>
+        <w:rPr>
+          <w:rFonts w:hint="eastAsia"/>
+        </w:rPr>
+        <w:t>①闭合开关，将滑片移至最右端，读出电流表示数为</w:t>
+      </w:r>
+      <w:r>
+        <w:rPr>
+          <w:rFonts w:hint="eastAsia"/>
+        </w:rPr>
+        <w:t>I</w:t>
+      </w:r>
+      <w:r>
+        <w:rPr>
+          <w:rFonts w:eastAsiaTheme="minorEastAsia" w:cstheme="minorBidi" w:hint="eastAsia"/>
+          <w:noProof/>
+          <w:color w:val="auto"/>
+          <w:szCs w:val="22"/>
+          <w:vertAlign w:val="subscript"/>
+        </w:rPr>
+        <w:t>1</w:t>
+      </w:r>
+    </w:p>
+    <w:p>
+      <w:pPr>
+        <w:pStyle w:val="123"/>
+      </w:pPr>
+      <w:r>
+        <w:rPr>
+          <w:rFonts w:hint="eastAsia"/>
+        </w:rPr>
+        <w:t>②将滑片移至最左端，读出电流表示数为</w:t>
+      </w:r>
+      <w:r>
+        <w:rPr>
+          <w:rFonts w:hint="eastAsia"/>
+        </w:rPr>
+        <w:t>I</w:t>
+      </w:r>
+      <w:r>
+        <w:rPr>
+          <w:rFonts w:eastAsiaTheme="minorEastAsia" w:cstheme="minorBidi" w:hint="eastAsia"/>
+          <w:noProof/>
+          <w:color w:val="auto"/>
+          <w:szCs w:val="22"/>
+          <w:vertAlign w:val="subscript"/>
+        </w:rPr>
+        <w:t>2</w:t>
+      </w:r>
+    </w:p>
+    <w:p>
+      <w:pPr>
+        <w:pStyle w:val="123"/>
+      </w:pPr>
+      <w:r>
+        <w:rPr>
+          <w:rFonts w:hint="eastAsia"/>
+        </w:rPr>
+        <w:t>③则电阻</w:t>
+      </w:r>
+      <w:r>
+        <w:rPr>
+          <w:rFonts w:hint="eastAsia"/>
+        </w:rPr>
+        <w:t>Rx</w:t>
+      </w:r>
+      <w:r>
+        <w:rPr>
+          <w:rFonts w:hint="eastAsia"/>
+        </w:rPr>
+        <w:t>的阻值表达式：</w:t>
+      </w:r>
+      <w:r>
+        <w:rPr>
+          <w:rFonts w:hint="eastAsia"/>
+        </w:rPr>
+        <w:t>Rx</w:t>
+      </w:r>
+      <w:r>
+        <w:rPr>
+          <w:rFonts w:hint="eastAsia"/>
+        </w:rPr>
+        <w:t>＝</w:t>
+      </w:r>
+      <w:r>
+        <w:rPr>
+          <w:rFonts w:hint="eastAsia"/>
+        </w:rPr>
+        <w:t xml:space="preserve"> </w:t>
+      </w:r>
+      <w:r>
+        <w:rPr>
+          <w:rFonts w:hint="eastAsia"/>
+          <w:u w:val="single"/>
+        </w:rPr>
+        <w:t xml:space="preserve">          </w:t>
+      </w:r>
+      <w:r>
+        <w:rPr>
+          <w:rFonts w:hint="eastAsia"/>
+        </w:rPr>
+        <w:t>（用</w:t>
+      </w:r>
+      <w:r>
+        <w:rPr>
+          <w:rFonts w:hint="eastAsia"/>
+        </w:rPr>
+        <w:t>I</w:t>
+      </w:r>
+      <w:r>
+        <w:rPr>
+          <w:rFonts w:eastAsiaTheme="minorEastAsia" w:cstheme="minorBidi" w:hint="eastAsia"/>
+          <w:noProof/>
+          <w:color w:val="auto"/>
+          <w:szCs w:val="22"/>
+          <w:vertAlign w:val="subscript"/>
+        </w:rPr>
+        <w:t>1</w:t>
+      </w:r>
+      <w:r>
+        <w:rPr>
+          <w:rFonts w:hint="eastAsia"/>
+        </w:rPr>
+        <w:t>、</w:t>
+      </w:r>
+      <w:r>
+        <w:rPr>
+          <w:rFonts w:hint="eastAsia"/>
+        </w:rPr>
+        <w:t>I</w:t>
+      </w:r>
+      <w:r>
+        <w:rPr>
+          <w:rFonts w:eastAsiaTheme="minorEastAsia" w:cstheme="minorBidi" w:hint="eastAsia"/>
+          <w:noProof/>
+          <w:color w:val="auto"/>
+          <w:szCs w:val="22"/>
+          <w:vertAlign w:val="subscript"/>
+        </w:rPr>
+        <w:t>2</w:t>
+      </w:r>
+      <w:r>
+        <w:rPr>
+          <w:rFonts w:hint="eastAsia"/>
+        </w:rPr>
+        <w:t>、</w:t>
+      </w:r>
+      <w:r>
+        <w:rPr>
+          <w:rFonts w:hint="eastAsia"/>
+        </w:rPr>
+        <w:t>R</w:t>
+      </w:r>
+      <w:r>
+        <w:rPr>
+          <w:rFonts w:eastAsiaTheme="minorEastAsia" w:cstheme="minorBidi" w:hint="eastAsia"/>
+          <w:noProof/>
+          <w:color w:val="auto"/>
+          <w:szCs w:val="22"/>
+          <w:vertAlign w:val="subscript"/>
+        </w:rPr>
+        <w:t>0</w:t>
+      </w:r>
+      <w:r>
+        <w:rPr>
+          <w:rFonts w:hint="eastAsia"/>
+        </w:rPr>
+        <w:t>表示）。</w:t>
+      </w:r>
+    </w:p>
+    <w:p>
+      <w:pPr>
+        <w:pStyle w:val="1230"/>
+        <w:ind w:left="588"/>
+      </w:pPr>
+      <w:r>
+        <w:rPr>
+          <w:rFonts w:hint="eastAsia"/>
+        </w:rPr>
+        <w:t>【答案】（</w:t>
+      </w:r>
+      <w:r>
+        <w:rPr>
+          <w:rFonts w:hint="eastAsia"/>
+        </w:rPr>
+        <w:t>1</w:t>
+      </w:r>
+      <w:r>
+        <w:rPr>
+          <w:rFonts w:hint="eastAsia"/>
+        </w:rPr>
+        <w:t>）见解答图</w:t>
+      </w:r>
+      <w:r>
+        <w:rPr>
+          <w:rFonts w:hint="eastAsia"/>
+          <w:noProof/>
+        </w:rPr>
+        <w:drawing>
+          <wp:inline distT="0" distB="0" distL="0" distR="0" wp14:anchorId="6F01C613" wp14:editId="76CB78FA">
+            <wp:extent cx="1322277" cy="1165609"/>
+            <wp:effectExtent l="0" t="0" r="0" b="0"/>
+            <wp:docPr id="122" name="图片24" descr="菁优网：http://www.jyeoo.com"/>
+            <wp:cNvGraphicFramePr>
+              <a:graphicFrameLocks xmlns:a="http://schemas.openxmlformats.org/drawingml/2006/main" noChangeAspect="1"/>
+            </wp:cNvGraphicFramePr>
+            <a:graphic xmlns:a="http://schemas.openxmlformats.org/drawingml/2006/main">
+              <a:graphicData uri="http://schemas.openxmlformats.org/drawingml/2006/picture">
+                <pic:pic xmlns:pic="http://schemas.openxmlformats.org/drawingml/2006/picture">
+                  <pic:nvPicPr>
+                    <pic:cNvPr id="122" name="图片24" descr="菁优网：http://www.jyeoo.com"/>
+                    <pic:cNvPicPr>
+                      <a:picLocks noChangeAspect="1"/>
+                    </pic:cNvPicPr>
+                  </pic:nvPicPr>
+                  <pic:blipFill>
+                    <a:blip r:embed="rId27" cstate="print"/>
+                    <a:stretch>
+                      <a:fillRect/>
+                    </a:stretch>
+                  </pic:blipFill>
+                  <pic:spPr>
+                    <a:xfrm>
+                      <a:off x="0" y="0"/>
+                      <a:ext cx="1330422" cy="1172789"/>
+                    </a:xfrm>
+                    <a:prstGeom prst="rect">
+                      <a:avLst/>
+                    </a:prstGeom>
+                  </pic:spPr>
+                </pic:pic>
+              </a:graphicData>
+            </a:graphic>
+          </wp:inline>
+        </w:drawing>
+      </w:r>
+      <w:r>
+        <w:rPr>
+          <w:rFonts w:hint="eastAsia"/>
+        </w:rPr>
+        <w:t>；（</w:t>
+      </w:r>
+      <w:r>
+        <w:rPr>
+          <w:rFonts w:hint="eastAsia"/>
+        </w:rPr>
+        <w:t>2</w:t>
+      </w:r>
+      <w:r>
+        <w:rPr>
+          <w:rFonts w:hint="eastAsia"/>
+        </w:rPr>
+        <w:t>）小灯泡断路；（</w:t>
+      </w:r>
+      <w:r>
+        <w:rPr>
+          <w:rFonts w:hint="eastAsia"/>
+        </w:rPr>
+        <w:t>3</w:t>
+      </w:r>
+      <w:r>
+        <w:rPr>
+          <w:rFonts w:hint="eastAsia"/>
+        </w:rPr>
+        <w:t>）</w:t>
+      </w:r>
+      <w:r>
+        <w:rPr>
+          <w:rFonts w:hint="eastAsia"/>
+        </w:rPr>
+        <w:t>0.3</w:t>
+      </w:r>
+      <w:r>
+        <w:rPr>
+          <w:rFonts w:hint="eastAsia"/>
+        </w:rPr>
+        <w:t>；</w:t>
+      </w:r>
+      <w:r>
+        <w:rPr>
+          <w:rFonts w:hint="eastAsia"/>
+        </w:rPr>
+        <w:t>0.75</w:t>
+      </w:r>
+      <w:r>
+        <w:rPr>
+          <w:rFonts w:hint="eastAsia"/>
+        </w:rPr>
+        <w:t>；（</w:t>
+      </w:r>
+      <w:r>
+        <w:rPr>
+          <w:rFonts w:hint="eastAsia"/>
+        </w:rPr>
+        <w:t>4</w:t>
+      </w:r>
+      <w:r>
+        <w:rPr>
+          <w:rFonts w:hint="eastAsia"/>
+        </w:rPr>
+        <w:t>）</w:t>
+      </w:r>
+      <m:oMath>
+        <m:f>
+          <m:fPr>
+            <m:ctrlPr>
+              <w:rPr>
+                <w:rFonts w:ascii="Cambria Math" w:hAnsi="Cambria Math"/>
+              </w:rPr>
+            </m:ctrlPr>
+          </m:fPr>
+          <m:num>
+            <m:sSub>
+              <m:sSubPr>
+                <m:ctrlPr>
+                  <w:rPr>
+                    <w:rFonts w:ascii="Cambria Math" w:hAnsi="Cambria Math"/>
+                  </w:rPr>
+                </m:ctrlPr>
+              </m:sSubPr>
+              <m:e>
+                <m:r>
+                  <m:rPr>
+                    <m:sty m:val="p"/>
+                  </m:rPr>
+                  <w:rPr>
+                    <w:rFonts w:ascii="Cambria Math" w:hAnsi="Cambria Math"/>
+                  </w:rPr>
+                  <m:t>I</m:t>
+                </m:r>
+              </m:e>
+              <m:sub>
+                <m:r>
+                  <m:rPr>
+                    <m:sty m:val="p"/>
+                  </m:rPr>
+                  <w:rPr>
+                    <w:rFonts w:ascii="Cambria Math" w:hAnsi="Cambria Math"/>
+                  </w:rPr>
+                  <m:t>2</m:t>
+                </m:r>
+              </m:sub>
+            </m:sSub>
+            <m:sSub>
+              <m:sSubPr>
+                <m:ctrlPr>
+                  <w:rPr>
+                    <w:rFonts w:ascii="Cambria Math" w:hAnsi="Cambria Math"/>
+                  </w:rPr>
+                </m:ctrlPr>
+              </m:sSubPr>
+              <m:e>
+                <m:r>
+                  <m:rPr>
+                    <m:sty m:val="p"/>
+                  </m:rPr>
+                  <w:rPr>
+                    <w:rFonts w:ascii="Cambria Math" w:hAnsi="Cambria Math"/>
+                  </w:rPr>
+                  <m:t>R</m:t>
+                </m:r>
+              </m:e>
+              <m:sub>
+                <m:r>
+                  <m:rPr>
+                    <m:sty m:val="p"/>
+                  </m:rPr>
+                  <w:rPr>
+                    <w:rFonts w:ascii="Cambria Math" w:hAnsi="Cambria Math"/>
+                  </w:rPr>
+                  <m:t>0</m:t>
+                </m:r>
+              </m:sub>
+            </m:sSub>
+          </m:num>
+          <m:den>
+            <m:sSub>
+              <m:sSubPr>
+                <m:ctrlPr>
+                  <w:rPr>
+                    <w:rFonts w:ascii="Cambria Math" w:hAnsi="Cambria Math"/>
+                  </w:rPr>
+                </m:ctrlPr>
+              </m:sSubPr>
+              <m:e>
+                <m:r>
+                  <m:rPr>
+                    <m:sty m:val="p"/>
+                  </m:rPr>
+                  <w:rPr>
+                    <w:rFonts w:ascii="Cambria Math" w:hAnsi="Cambria Math"/>
+                  </w:rPr>
+                  <m:t>I</m:t>
+                </m:r>
+              </m:e>
+              <m:sub>
+                <m:r>
+                  <m:rPr>
+                    <m:sty m:val="p"/>
+                  </m:rPr>
+                  <w:rPr>
+                    <w:rFonts w:ascii="Cambria Math" w:hAnsi="Cambria Math"/>
+                  </w:rPr>
+                  <m:t>1</m:t>
+                </m:r>
+              </m:sub>
+            </m:sSub>
+            <m:r>
+              <m:rPr>
+                <m:sty m:val="p"/>
+              </m:rPr>
+              <w:rPr>
+                <w:rFonts w:ascii="Cambria Math" w:hAnsi="Cambria Math"/>
+              </w:rPr>
+              <m:t>-</m:t>
+            </m:r>
+            <m:sSub>
+              <m:sSubPr>
+                <m:ctrlPr>
+                  <w:rPr>
+                    <w:rFonts w:ascii="Cambria Math" w:hAnsi="Cambria Math"/>
+                  </w:rPr>
+                </m:ctrlPr>
+              </m:sSubPr>
+              <m:e>
+                <m:r>
+                  <m:rPr>
+                    <m:sty m:val="p"/>
+                  </m:rPr>
+                  <w:rPr>
+                    <w:rFonts w:ascii="Cambria Math" w:hAnsi="Cambria Math"/>
+                  </w:rPr>
+                  <m:t>I</m:t>
+                </m:r>
+              </m:e>
+              <m:sub>
+                <m:r>
+                  <m:rPr>
+                    <m:sty m:val="p"/>
+                  </m:rPr>
+                  <w:rPr>
+                    <w:rFonts w:ascii="Cambria Math" w:hAnsi="Cambria Math"/>
+                  </w:rPr>
+                  <m:t>2</m:t>
+                </m:r>
+              </m:sub>
+            </m:sSub>
+          </m:den>
+        </m:f>
+      </m:oMath>
+      <w:r>
+        <w:rPr>
+          <w:rFonts w:hint="eastAsia"/>
+        </w:rPr>
+        <w:t>。</w:t>
+      </w:r>
+    </w:p>
+    <w:p>
+      <w:pPr>
+        <w:pStyle w:val="af0"/>
+        <w:ind w:left="672" w:hanging="672"/>
+      </w:pPr>
+      <w:r>
+        <w:rPr>
+          <w:noProof/>
+        </w:rPr>
+        <w:lastRenderedPageBreak/>
+        <mc:AlternateContent>
+          <mc:Choice Requires="wps">
+            <w:drawing>
+              <wp:inline distT="0" distB="0" distL="0" distR="0" wp14:anchorId="76BE80A0" wp14:editId="05597529">
+                <wp:extent cx="352425" cy="172720"/>
+                <wp:effectExtent l="0" t="0" r="3810" b="0"/>
+                <wp:docPr id="15" name="矩形 15"/>
+                <wp:cNvGraphicFramePr/>
+                <a:graphic xmlns:a="http://schemas.openxmlformats.org/drawingml/2006/main">
+                  <a:graphicData uri="http://schemas.microsoft.com/office/word/2010/wordprocessingShape">
+                    <wps:wsp>
+                      <wps:cNvSpPr/>
+                      <wps:spPr>
+                        <a:xfrm>
+                          <a:off x="0" y="0"/>
+                          <a:ext cx="352800" cy="172800"/>
+                        </a:xfrm>
+                        <a:prstGeom prst="rect">
+                          <a:avLst/>
+                        </a:prstGeom>
+                        <a:solidFill>
+                          <a:schemeClr val="accent2"/>
+                        </a:solidFill>
+                        <a:ln>
+                          <a:noFill/>
+                        </a:ln>
+                      </wps:spPr>
+                      <wps:style>
+                        <a:lnRef idx="2">
+                          <a:schemeClr val="accent1">
+                            <a:shade val="50000"/>
+                          </a:schemeClr>
+                        </a:lnRef>
+                        <a:fillRef idx="1">
+                          <a:schemeClr val="accent1"/>
+                        </a:fillRef>
+                        <a:effectRef idx="0">
+                          <a:schemeClr val="accent1"/>
+                        </a:effectRef>
+                        <a:fontRef idx="minor">
+                          <a:schemeClr val="lt1"/>
+                        </a:fontRef>
+                      </wps:style>
+                      <wps:txbx>
+                        <w:txbxContent>
+                          <w:p>
+                            <w:pPr>
+                              <w:spacing w:line="240" w:lineRule="exact"/>
+                              <w:jc w:val="center"/>
+                              <w:rPr>
+                                <w:rFonts w:ascii="黑体" w:eastAsia="黑体" w:hAnsi="黑体" w:hint="eastAsia"/>
+                                <w:szCs w:val="21"/>
+                              </w:rPr>
+                            </w:pPr>
+                            <w:r>
+                              <w:rPr>
+                                <w:rFonts w:ascii="黑体" w:eastAsia="黑体" w:hAnsi="黑体" w:hint="eastAsia"/>
+                                <w:szCs w:val="21"/>
+                              </w:rPr>
+                              <w:t>练</w:t>
+                            </w:r>
+                            <w:r>
+                              <w:rPr>
+                                <w:rFonts w:ascii="黑体" w:eastAsia="黑体" w:hAnsi="黑体"/>
+                                <w:szCs w:val="21"/>
+                              </w:rPr>
+                              <w:t>1</w:t>
+                            </w:r>
+                            <w:r>
+                              <w:rPr>
+                                <w:rFonts w:ascii="黑体" w:eastAsia="黑体" w:hAnsi="黑体" w:hint="eastAsia"/>
+                                <w:szCs w:val="21"/>
+                              </w:rPr>
+                              <w:t>2</w:t>
+                            </w:r>
+                          </w:p>
+                          <w:p>
+                            <w:pPr>
+                              <w:spacing w:line="240" w:lineRule="exact"/>
+                              <w:jc w:val="left"/>
+                              <w:rPr>
+                                <w:rFonts w:ascii="黑体" w:eastAsia="黑体" w:hAnsi="黑体" w:hint="eastAsia"/>
+                                <w:szCs w:val="21"/>
+                              </w:rPr>
+                            </w:pPr>
+                          </w:p>
+                          <w:p>
+                            <w:pPr>
+                              <w:spacing w:line="240" w:lineRule="exact"/>
+                              <w:jc w:val="left"/>
+                              <w:rPr>
+                                <w:rFonts w:ascii="黑体" w:eastAsia="黑体" w:hAnsi="黑体" w:hint="eastAsia"/>
+                                <w:szCs w:val="21"/>
+                              </w:rPr>
+                            </w:pPr>
+                          </w:p>
+                        </w:txbxContent>
+                      </wps:txbx>
+                      <wps:bodyPr rot="0" spcFirstLastPara="0" vertOverflow="overflow" horzOverflow="overflow" vert="horz" wrap="square" lIns="0" tIns="0" rIns="0" bIns="0" numCol="1" spcCol="0" rtlCol="0" fromWordArt="0" anchor="ctr" anchorCtr="0" forceAA="0" compatLnSpc="1">
+                        <a:noAutofit/>
+                      </wps:bodyPr>
+                    </wps:wsp>
+                  </a:graphicData>
+                </a:graphic>
+              </wp:inline>
+            </w:drawing>
+          </mc:Choice>
+          <mc:Fallback>
+            <w:pict>
+              <v:rect w14:anchorId="76BE80A0" id="矩形 15" o:spid="_x0000_s1046" style="width:27.75pt;height:13.6pt;visibility:visible;mso-wrap-style:square;mso-left-percent:-10001;mso-top-percent:-10001;mso-position-horizontal:absolute;mso-position-horizontal-relative:char;mso-position-vertical:absolute;mso-position-vertical-relative:line;mso-left-percent:-10001;mso-top-percent:-10001;v-text-anchor:middle" o:gfxdata="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" fillcolor="#5aa13b [3205]" stroked="f" strokeweight="2pt">
+                <v:textbox inset="0,0,0,0">
+                  <w:txbxContent>
+                    <w:p>
+                      <w:pPr>
+                        <w:spacing w:line="240" w:lineRule="exact"/>
+                        <w:jc w:val="center"/>
+                        <w:rPr>
+                          <w:rFonts w:ascii="黑体" w:eastAsia="黑体" w:hAnsi="黑体" w:hint="eastAsia"/>
+                          <w:szCs w:val="21"/>
+                        </w:rPr>
+                      </w:pPr>
+                      <w:r>
+                        <w:rPr>
+                          <w:rFonts w:ascii="黑体" w:eastAsia="黑体" w:hAnsi="黑体" w:hint="eastAsia"/>
+                          <w:szCs w:val="21"/>
+                        </w:rPr>
+                        <w:t>练</w:t>
+                      </w:r>
+                      <w:r>
+                        <w:rPr>
+                          <w:rFonts w:ascii="黑体" w:eastAsia="黑体" w:hAnsi="黑体"/>
+                          <w:szCs w:val="21"/>
+                        </w:rPr>
+                        <w:t>1</w:t>
+                      </w:r>
+                      <w:r>
+                        <w:rPr>
+                          <w:rFonts w:ascii="黑体" w:eastAsia="黑体" w:hAnsi="黑体" w:hint="eastAsia"/>
+                          <w:szCs w:val="21"/>
+                        </w:rPr>
+                        <w:t>2</w:t>
+                      </w:r>
+                    </w:p>
+                    <w:p>
+                      <w:pPr>
+                        <w:spacing w:line="240" w:lineRule="exact"/>
+                        <w:jc w:val="left"/>
+                        <w:rPr>
+                          <w:rFonts w:ascii="黑体" w:eastAsia="黑体" w:hAnsi="黑体" w:hint="eastAsia"/>
+                          <w:szCs w:val="21"/>
+                        </w:rPr>
+                      </w:pPr>
+                    </w:p>
+                    <w:p>
+                      <w:pPr>
+                        <w:spacing w:line="240" w:lineRule="exact"/>
+                        <w:jc w:val="left"/>
+                        <w:rPr>
+                          <w:rFonts w:ascii="黑体" w:eastAsia="黑体" w:hAnsi="黑体" w:hint="eastAsia"/>
+                          <w:szCs w:val="21"/>
+                        </w:rPr>
+                      </w:pPr>
+                    </w:p>
+                  </w:txbxContent>
+                </v:textbox>
+                <w10:anchorlock/>
+              </v:rect>
+            </w:pict>
+          </mc:Fallback>
+        </mc:AlternateContent>
+      </w:r>
+      <w:r>
+        <w:rPr>
+          <w:rFonts w:hint="eastAsia"/>
+        </w:rPr>
+        <w:t xml:space="preserve"> </w:t>
+      </w:r>
+      <w:r>
+        <w:rPr>
+          <w:rFonts w:hint="eastAsia"/>
+        </w:rPr>
         <w:t>在“测量小灯泡正常发光时的电阻”实验中，电源电压为</w:t>
       </w:r>
       <w:r>
@@ -9074,9 +9376,9 @@
           <w:noProof/>
         </w:rPr>
         <w:drawing>
-          <wp:inline distT="0" distB="0" distL="0" distR="0" wp14:anchorId="53F06343" wp14:editId="481CD21D">
-            <wp:extent cx="3183890" cy="2854960"/>
-            <wp:effectExtent l="0" t="0" r="635" b="5715"/>
+          <wp:inline distT="0" distB="0" distL="0" distR="0" wp14:anchorId="53F06343" wp14:editId="12DEB817">
+            <wp:extent cx="2260879" cy="2027306"/>
+            <wp:effectExtent l="0" t="0" r="6350" b="0"/>
             <wp:docPr id="123" name="图片24" descr="菁优网：http://www.jyeoo.com"/>
             <wp:cNvGraphicFramePr>
               <a:graphicFrameLocks xmlns:a="http://schemas.openxmlformats.org/drawingml/2006/main" noChangeAspect="1"/>
@@ -9099,7 +9401,7 @@
                   <pic:spPr>
                     <a:xfrm>
                       <a:off x="0" y="0"/>
-                      <a:ext cx="3183890" cy="2854960"/>
+                      <a:ext cx="2274599" cy="2039608"/>
                     </a:xfrm>
                     <a:prstGeom prst="rect">
                       <a:avLst/>
@@ -9365,7 +9667,6 @@
         <w:rPr>
           <w:rFonts w:hint="eastAsia"/>
         </w:rPr>
-        <w:lastRenderedPageBreak/>
         <w:t xml:space="preserve"> </w:t>
       </w:r>
       <w:r>
@@ -9458,11 +9759,33 @@
         </w:rPr>
         <w:t>U</w:t>
       </w:r>
-      <w:r>
-        <w:rPr>
-          <w:rFonts w:hint="eastAsia"/>
-        </w:rPr>
-        <w:t>图象。由图象可知，小灯泡正常发光时的电阻约是</w:t>
+      <w:proofErr w:type="gramStart"/>
+      <w:r>
+        <w:rPr>
+          <w:rFonts w:hint="eastAsia"/>
+        </w:rPr>
+        <w:t>图象</w:t>
+      </w:r>
+      <w:proofErr w:type="gramEnd"/>
+      <w:r>
+        <w:rPr>
+          <w:rFonts w:hint="eastAsia"/>
+        </w:rPr>
+        <w:t>。由</w:t>
+      </w:r>
+      <w:proofErr w:type="gramStart"/>
+      <w:r>
+        <w:rPr>
+          <w:rFonts w:hint="eastAsia"/>
+        </w:rPr>
+        <w:t>图象</w:t>
+      </w:r>
+      <w:proofErr w:type="gramEnd"/>
+      <w:r>
+        <w:rPr>
+          <w:rFonts w:hint="eastAsia"/>
+        </w:rPr>
+        <w:t>可知，小灯泡正常发光时的电阻约是</w:t>
       </w:r>
       <w:r>
         <w:rPr>
@@ -9484,7 +9807,21 @@
         <w:rPr>
           <w:rFonts w:hint="eastAsia"/>
         </w:rPr>
-        <w:t>。利用图甲已连接完整的电路还能完成“探究电流与电压的关系”实验吗？</w:t>
+        <w:t>。利用</w:t>
+      </w:r>
+      <w:proofErr w:type="gramStart"/>
+      <w:r>
+        <w:rPr>
+          <w:rFonts w:hint="eastAsia"/>
+        </w:rPr>
+        <w:t>图甲已连接</w:t>
+      </w:r>
+      <w:proofErr w:type="gramEnd"/>
+      <w:r>
+        <w:rPr>
+          <w:rFonts w:hint="eastAsia"/>
+        </w:rPr>
+        <w:t>完整的电路还能完成“探究电流与电压的关系”实验吗？</w:t>
       </w:r>
       <w:r>
         <w:rPr>
@@ -9533,7 +9870,35 @@
         <w:rPr>
           <w:rFonts w:hint="eastAsia"/>
         </w:rPr>
-        <w:t>）实验过程中发现原来电流表已损坏，为了测量该小灯泡的额定功率，同组的小玲设计了如图丁所示的电路（</w:t>
+        <w:t>）实验过程中发现原来电流表已损坏，为了测量该小灯泡的额定功率，同组的小</w:t>
+      </w:r>
+      <w:proofErr w:type="gramStart"/>
+      <w:r>
+        <w:rPr>
+          <w:rFonts w:hint="eastAsia"/>
+        </w:rPr>
+        <w:t>玲设计</w:t>
+      </w:r>
+      <w:proofErr w:type="gramEnd"/>
+      <w:r>
+        <w:rPr>
+          <w:rFonts w:hint="eastAsia"/>
+        </w:rPr>
+        <w:t>了如</w:t>
+      </w:r>
+      <w:proofErr w:type="gramStart"/>
+      <w:r>
+        <w:rPr>
+          <w:rFonts w:hint="eastAsia"/>
+        </w:rPr>
+        <w:t>图丁</w:t>
+      </w:r>
+      <w:proofErr w:type="gramEnd"/>
+      <w:r>
+        <w:rPr>
+          <w:rFonts w:hint="eastAsia"/>
+        </w:rPr>
+        <w:t>所示的电路（</w:t>
       </w:r>
       <w:r>
         <w:rPr>
@@ -9715,6 +10080,7 @@
         <w:rPr>
           <w:rFonts w:hint="eastAsia"/>
         </w:rPr>
+        <w:lastRenderedPageBreak/>
         <w:t>【答案】（</w:t>
       </w:r>
       <w:r>
@@ -9943,6 +10309,9 @@
           <m:rPr>
             <m:sty m:val="p"/>
           </m:rPr>
+          <w:rPr>
+            <w:rFonts w:ascii="Cambria Math" w:hAnsi="Cambria Math"/>
+          </w:rPr>
           <m:t>×</m:t>
         </m:r>
         <m:f>
@@ -9967,6 +10336,9 @@
                   <m:rPr>
                     <m:sty m:val="p"/>
                   </m:rPr>
+                  <w:rPr>
+                    <w:rFonts w:ascii="Cambria Math" w:hAnsi="Cambria Math"/>
+                  </w:rPr>
                   <m:t>U</m:t>
                 </m:r>
               </m:e>
@@ -9975,6 +10347,9 @@
                   <m:rPr>
                     <m:sty m:val="p"/>
                   </m:rPr>
+                  <w:rPr>
+                    <w:rFonts w:ascii="Cambria Math" w:hAnsi="Cambria Math"/>
+                  </w:rPr>
                   <m:t>1</m:t>
                 </m:r>
               </m:sub>
@@ -9994,6 +10369,9 @@
                   <m:rPr>
                     <m:sty m:val="p"/>
                   </m:rPr>
+                  <w:rPr>
+                    <w:rFonts w:ascii="Cambria Math" w:hAnsi="Cambria Math"/>
+                  </w:rPr>
                   <m:t>R</m:t>
                 </m:r>
               </m:e>
@@ -10002,6 +10380,9 @@
                   <m:rPr>
                     <m:sty m:val="p"/>
                   </m:rPr>
+                  <w:rPr>
+                    <w:rFonts w:ascii="Cambria Math" w:hAnsi="Cambria Math"/>
+                  </w:rPr>
                   <m:t>0</m:t>
                 </m:r>
               </m:sub>
@@ -11736,10 +12117,6 @@
 </file>
 
 <file path=customXml/item1.xml><?xml version="1.0" encoding="utf-8"?>
-<b:Sources xmlns:b="http://schemas.openxmlformats.org/officeDocument/2006/bibliography" xmlns="http://schemas.openxmlformats.org/officeDocument/2006/bibliography" SelectedStyle="\APA.XSL" StyleName="APA"/>
-</file>
-
-<file path=customXml/item2.xml><?xml version="1.0" encoding="utf-8"?>
 <s:customData xmlns="http://www.wps.cn/officeDocument/2013/wpsCustomData" xmlns:s="http://www.wps.cn/officeDocument/2013/wpsCustomData">
   <customSectProps/>
   <customShpExts>
@@ -11748,18 +12125,22 @@
 </s:customData>
 </file>
 
+<file path=customXml/item2.xml><?xml version="1.0" encoding="utf-8"?>
+<b:Sources xmlns:b="http://schemas.openxmlformats.org/officeDocument/2006/bibliography" xmlns="http://schemas.openxmlformats.org/officeDocument/2006/bibliography" SelectedStyle="\APA.XSL" StyleName="APA"/>
+</file>
+
 <file path=customXml/itemProps1.xml><?xml version="1.0" encoding="utf-8"?>
+<ds:datastoreItem xmlns:ds="http://schemas.openxmlformats.org/officeDocument/2006/customXml" ds:itemID="{B1977F7D-205B-4081-913C-38D41E755F92}">
+  <ds:schemaRefs>
+    <ds:schemaRef ds:uri="http://www.wps.cn/officeDocument/2013/wpsCustomData"/>
+  </ds:schemaRefs>
+</ds:datastoreItem>
+</file>
+
+<file path=customXml/itemProps2.xml><?xml version="1.0" encoding="utf-8"?>
 <ds:datastoreItem xmlns:ds="http://schemas.openxmlformats.org/officeDocument/2006/customXml" ds:itemID="{0E798019-D9DA-4148-8768-905599865BAA}">
   <ds:schemaRefs>
     <ds:schemaRef ds:uri="http://schemas.openxmlformats.org/officeDocument/2006/bibliography"/>
   </ds:schemaRefs>
 </ds:datastoreItem>
-</file>
-
-<file path=customXml/itemProps2.xml><?xml version="1.0" encoding="utf-8"?>
-<ds:datastoreItem xmlns:ds="http://schemas.openxmlformats.org/officeDocument/2006/customXml" ds:itemID="{B1977F7D-205B-4081-913C-38D41E755F92}">
-  <ds:schemaRefs>
-    <ds:schemaRef ds:uri="http://www.wps.cn/officeDocument/2013/wpsCustomData"/>
-  </ds:schemaRefs>
-</ds:datastoreItem>
 </file>